--- a/por/docx/64.content.docx
+++ b/por/docx/64.content.docx
@@ -11,6 +11,15 @@
         <w:pStyle w:val="Heading2"/>
       </w:pPr>
       <w:r>
+        <w:t>Resource: Notas de Estudo (Tyndale)</w:t>
+      </w:r>
+      <w:r/>
+    </w:p>
+    <w:p>
+      <w:pPr>
+        <w:pStyle w:val="Heading2"/>
+      </w:pPr>
+      <w:r>
         <w:t>License Information</w:t>
       </w:r>
       <w:r/>
@@ -21,7 +30,7 @@
         <w:rPr>
           <w:b/>
         </w:rPr>
-        <w:t>Study Notes (Tyndale)</w:t>
+        <w:t>Notas de Estudo (Tyndale)</w:t>
       </w:r>
       <w:r>
         <w:t xml:space="preserve"> (Portuguese) is based on</w:t>
@@ -74,7 +83,7 @@
         <w:pStyle w:val="Heading1"/>
       </w:pPr>
       <w:r>
-        <w:t>Study Notes (Tyndale)</w:t>
+        <w:t>Notas de Estudo (Tyndale)</w:t>
       </w:r>
     </w:p>
     <w:p>
@@ -83,6 +92,51 @@
           <w:headerReference w:type="even" r:id="rId8"/>
           <w:headerReference w:type="default" r:id="rId9"/>
           <w:footerReference w:type="default" r:id="rId10"/>
+          <w:footnotePr>
+            <w:numRestart w:val="eachSect"/>
+          </w:footnotePr>
+          <w:type w:val="continuous"/>
+          <w:pgSz w:w="12240" w:h="15840" w:code="1"/>
+          <w:pgMar w:top="1440" w:right="1440" w:bottom="1440" w:left="1440" w:header="504" w:footer="504" w:gutter="0"/>
+          <w:cols w:space="708"/>
+          <w:titlePg/>
+          <w:docGrid w:linePitch="360"/>
+        </w:sectPr>
+      </w:pPr>
+    </w:p>
+    <w:p>
+      <w:r/>
+    </w:p>
+    <w:p>
+      <w:pPr>
+        <w:pStyle w:val="Heading2"/>
+      </w:pPr>
+      <w:r>
+        <w:t>3JN</w:t>
+      </w:r>
+      <w:r/>
+    </w:p>
+    <w:p>
+      <w:r/>
+      <w:r>
+        <w:rPr>
+          <w:i/>
+        </w:rPr>
+        <w:t>3 João 1.1, 3 João 1.1–4, 3 João 1.3, 3 João 1.4, 3 João 1.5, 3 João 1.5–8, 3 João 1.6, 3 João 1.7–8, 3 João 1.9, 3 João 1.9–12, 3 João 1.11, 3 João 1.12, 3 João 1.13, 3 João 1.13–15, 3 João 1.14, 3 João 1.15</w:t>
+      </w:r>
+      <w:r/>
+    </w:p>
+    <w:p>
+      <w:r/>
+      <w:r>
+        <w:t xml:space="preserve"> </w:t>
+      </w:r>
+      <w:r/>
+      <w:r/>
+    </w:p>
+    <w:p>
+      <w:pPr>
+        <w:sectPr>
           <w:footnotePr>
             <w:numRestart w:val="eachSect"/>
           </w:footnotePr>

--- a/por/docx/64.content.docx
+++ b/por/docx/64.content.docx
@@ -4,48 +4,88 @@
   <w:body>
     <w:p/>
     <w:p>
-      <w:r/>
+      <w:pPr/>
+      <w:r>
+        <w:rPr>
+          <w:lang w:val="pt_PT" w:bidi="pt_PT"/>
+        </w:rPr>
+      </w:r>
     </w:p>
     <w:p>
       <w:pPr>
         <w:pStyle w:val="Heading2"/>
       </w:pPr>
       <w:r>
+        <w:rPr>
+          <w:lang w:val="pt_PT" w:bidi="pt_PT"/>
+        </w:rPr>
         <w:t>Resource: Notas de Estudo (Tyndale)</w:t>
       </w:r>
-      <w:r/>
+      <w:r>
+        <w:rPr>
+          <w:lang w:val="pt_PT" w:bidi="pt_PT"/>
+        </w:rPr>
+      </w:r>
     </w:p>
     <w:p>
       <w:pPr>
         <w:pStyle w:val="Heading2"/>
       </w:pPr>
       <w:r>
+        <w:rPr>
+          <w:lang w:val="pt_PT" w:bidi="pt_PT"/>
+        </w:rPr>
         <w:t>License Information</w:t>
       </w:r>
-      <w:r/>
+      <w:r>
+        <w:rPr>
+          <w:lang w:val="pt_PT" w:bidi="pt_PT"/>
+        </w:rPr>
+      </w:r>
     </w:p>
     <w:p>
-      <w:r/>
+      <w:pPr/>
+      <w:r>
+        <w:rPr>
+          <w:lang w:val="pt_PT" w:bidi="pt_PT"/>
+        </w:rPr>
+      </w:r>
       <w:r>
         <w:rPr>
           <w:b/>
+          <w:lang w:val="pt_PT" w:bidi="pt_PT"/>
         </w:rPr>
         <w:t>Notas de Estudo (Tyndale)</w:t>
       </w:r>
       <w:r>
+        <w:rPr>
+          <w:lang w:val="pt_PT" w:bidi="pt_PT"/>
+        </w:rPr>
         <w:t xml:space="preserve"> (Portuguese) is based on</w:t>
       </w:r>
       <w:r>
+        <w:rPr>
+          <w:lang w:val="pt_PT" w:bidi="pt_PT"/>
+        </w:rPr>
         <w:t xml:space="preserve">: </w:t>
       </w:r>
       <w:r>
+        <w:rPr>
+          <w:lang w:val="pt_PT" w:bidi="pt_PT"/>
+        </w:rPr>
         <w:t>Tyndale Open Study Notes</w:t>
       </w:r>
       <w:r>
+        <w:rPr>
+          <w:lang w:val="pt_PT" w:bidi="pt_PT"/>
+        </w:rPr>
         <w:t xml:space="preserve">, </w:t>
       </w:r>
       <w:hyperlink r:id="rId13">
         <w:r>
+          <w:rPr>
+            <w:lang w:val="pt_PT" w:bidi="pt_PT"/>
+          </w:rPr>
           <w:rPr>
             <w:color w:val="0000EE"/>
             <w:u w:val="single"/>
@@ -54,10 +94,16 @@
         </w:r>
       </w:hyperlink>
       <w:r>
+        <w:rPr>
+          <w:lang w:val="pt_PT" w:bidi="pt_PT"/>
+        </w:rPr>
         <w:t xml:space="preserve">, 2019, which is licensed under a </w:t>
       </w:r>
       <w:hyperlink r:id="rId14">
         <w:r>
+          <w:rPr>
+            <w:lang w:val="pt_PT" w:bidi="pt_PT"/>
+          </w:rPr>
           <w:rPr>
             <w:color w:val="0000EE"/>
             <w:u w:val="single"/>
@@ -66,23 +112,49 @@
         </w:r>
       </w:hyperlink>
       <w:r>
+        <w:rPr>
+          <w:lang w:val="pt_PT" w:bidi="pt_PT"/>
+        </w:rPr>
         <w:t>.</w:t>
       </w:r>
-      <w:r/>
+      <w:r>
+        <w:rPr>
+          <w:lang w:val="pt_PT" w:bidi="pt_PT"/>
+        </w:rPr>
+      </w:r>
     </w:p>
     <w:p>
-      <w:r/>
-      <w:r>
+      <w:pPr/>
+      <w:r>
+        <w:rPr>
+          <w:lang w:val="pt_PT" w:bidi="pt_PT"/>
+        </w:rPr>
+      </w:r>
+      <w:r>
+        <w:rPr>
+          <w:lang w:val="pt_PT" w:bidi="pt_PT"/>
+        </w:rPr>
         <w:t>This PDF version is provided under the same license.</w:t>
       </w:r>
-      <w:r/>
-      <w:r/>
+      <w:r>
+        <w:rPr>
+          <w:lang w:val="pt_PT" w:bidi="pt_PT"/>
+        </w:rPr>
+      </w:r>
+      <w:r>
+        <w:rPr>
+          <w:lang w:val="pt_PT" w:bidi="pt_PT"/>
+        </w:rPr>
+      </w:r>
     </w:p>
     <w:p>
       <w:pPr>
         <w:pStyle w:val="Heading1"/>
       </w:pPr>
       <w:r>
+        <w:rPr>
+          <w:lang w:val="pt_PT" w:bidi="pt_PT"/>
+        </w:rPr>
         <w:t>Notas de Estudo (Tyndale)</w:t>
       </w:r>
     </w:p>
@@ -105,34 +177,72 @@
       </w:pPr>
     </w:p>
     <w:p>
-      <w:r/>
+      <w:pPr/>
+      <w:r>
+        <w:rPr>
+          <w:lang w:val="pt_PT" w:bidi="pt_PT"/>
+        </w:rPr>
+      </w:r>
     </w:p>
     <w:p>
       <w:pPr>
         <w:pStyle w:val="Heading2"/>
       </w:pPr>
       <w:r>
+        <w:rPr>
+          <w:lang w:val="pt_PT" w:bidi="pt_PT"/>
+        </w:rPr>
         <w:t>3JN</w:t>
       </w:r>
-      <w:r/>
+      <w:r>
+        <w:rPr>
+          <w:lang w:val="pt_PT" w:bidi="pt_PT"/>
+        </w:rPr>
+      </w:r>
     </w:p>
     <w:p>
-      <w:r/>
+      <w:pPr/>
+      <w:r>
+        <w:rPr>
+          <w:lang w:val="pt_PT" w:bidi="pt_PT"/>
+        </w:rPr>
+      </w:r>
       <w:r>
         <w:rPr>
           <w:i/>
+          <w:lang w:val="pt_PT" w:bidi="pt_PT"/>
         </w:rPr>
         <w:t>3 João 1.1, 3 João 1.1–4, 3 João 1.3, 3 João 1.4, 3 João 1.5, 3 João 1.5–8, 3 João 1.6, 3 João 1.7–8, 3 João 1.9, 3 João 1.9–12, 3 João 1.11, 3 João 1.12, 3 João 1.13, 3 João 1.13–15, 3 João 1.14, 3 João 1.15</w:t>
       </w:r>
-      <w:r/>
+      <w:r>
+        <w:rPr>
+          <w:lang w:val="pt_PT" w:bidi="pt_PT"/>
+        </w:rPr>
+      </w:r>
     </w:p>
     <w:p>
-      <w:r/>
-      <w:r>
+      <w:pPr/>
+      <w:r>
+        <w:rPr>
+          <w:lang w:val="pt_PT" w:bidi="pt_PT"/>
+        </w:rPr>
+      </w:r>
+      <w:r>
+        <w:rPr>
+          <w:lang w:val="pt_PT" w:bidi="pt_PT"/>
+        </w:rPr>
         <w:t xml:space="preserve"> </w:t>
       </w:r>
-      <w:r/>
-      <w:r/>
+      <w:r>
+        <w:rPr>
+          <w:lang w:val="pt_PT" w:bidi="pt_PT"/>
+        </w:rPr>
+      </w:r>
+      <w:r>
+        <w:rPr>
+          <w:lang w:val="pt_PT" w:bidi="pt_PT"/>
+        </w:rPr>
+      </w:r>
     </w:p>
     <w:p>
       <w:pPr>
@@ -150,39 +260,72 @@
       </w:pPr>
     </w:p>
     <w:p>
-      <w:r/>
+      <w:pPr/>
+      <w:r>
+        <w:rPr>
+          <w:lang w:val="pt_PT" w:bidi="pt_PT"/>
+        </w:rPr>
+      </w:r>
     </w:p>
     <w:p>
       <w:pPr>
         <w:pStyle w:val="Heading2"/>
       </w:pPr>
       <w:r>
+        <w:rPr>
+          <w:lang w:val="pt_PT" w:bidi="pt_PT"/>
+        </w:rPr>
         <w:t>3 João 1.1</w:t>
       </w:r>
-      <w:r/>
+      <w:r>
+        <w:rPr>
+          <w:lang w:val="pt_PT" w:bidi="pt_PT"/>
+        </w:rPr>
+      </w:r>
     </w:p>
     <w:p>
-      <w:r/>
-      <w:r>
+      <w:pPr/>
+      <w:r>
+        <w:rPr>
+          <w:lang w:val="pt_PT" w:bidi="pt_PT"/>
+        </w:rPr>
+      </w:r>
+      <w:r>
+        <w:rPr>
+          <w:lang w:val="pt_PT" w:bidi="pt_PT"/>
+        </w:rPr>
         <w:t xml:space="preserve">Esta carta é de João, o ancião: Os tradutores adicionaram </w:t>
       </w:r>
       <w:r>
         <w:rPr>
           <w:i/>
+          <w:lang w:val="pt_PT" w:bidi="pt_PT"/>
         </w:rPr>
         <w:t>João</w:t>
       </w:r>
       <w:r>
+        <w:rPr>
+          <w:lang w:val="pt_PT" w:bidi="pt_PT"/>
+        </w:rPr>
         <w:t xml:space="preserve"> (veja </w:t>
       </w:r>
       <w:r>
+        <w:rPr>
+          <w:lang w:val="pt_PT" w:bidi="pt_PT"/>
+        </w:rPr>
         <w:t>nota de estudo em 2Jo 1.1</w:t>
       </w:r>
       <w:r>
+        <w:rPr>
+          <w:lang w:val="pt_PT" w:bidi="pt_PT"/>
+        </w:rPr>
         <w:t xml:space="preserve">). • Há várias pessoas chamadas "Gaio" no Novo Testamento (veja </w:t>
       </w:r>
       <w:hyperlink r:id="rId15">
         <w:r>
+          <w:rPr>
+            <w:lang w:val="pt_PT" w:bidi="pt_PT"/>
+          </w:rPr>
           <w:rPr>
             <w:color w:val="0000EE"/>
             <w:u w:val="single"/>
@@ -191,10 +334,16 @@
         </w:r>
       </w:hyperlink>
       <w:r>
+        <w:rPr>
+          <w:lang w:val="pt_PT" w:bidi="pt_PT"/>
+        </w:rPr>
         <w:t xml:space="preserve">; </w:t>
       </w:r>
       <w:hyperlink r:id="rId16">
         <w:r>
+          <w:rPr>
+            <w:lang w:val="pt_PT" w:bidi="pt_PT"/>
+          </w:rPr>
           <w:rPr>
             <w:color w:val="0000EE"/>
             <w:u w:val="single"/>
@@ -203,10 +352,16 @@
         </w:r>
       </w:hyperlink>
       <w:r>
+        <w:rPr>
+          <w:lang w:val="pt_PT" w:bidi="pt_PT"/>
+        </w:rPr>
         <w:t xml:space="preserve">; </w:t>
       </w:r>
       <w:hyperlink r:id="rId17">
         <w:r>
+          <w:rPr>
+            <w:lang w:val="pt_PT" w:bidi="pt_PT"/>
+          </w:rPr>
           <w:rPr>
             <w:color w:val="0000EE"/>
             <w:u w:val="single"/>
@@ -215,10 +370,16 @@
         </w:r>
       </w:hyperlink>
       <w:r>
+        <w:rPr>
+          <w:lang w:val="pt_PT" w:bidi="pt_PT"/>
+        </w:rPr>
         <w:t xml:space="preserve">; </w:t>
       </w:r>
       <w:hyperlink r:id="rId18">
         <w:r>
+          <w:rPr>
+            <w:lang w:val="pt_PT" w:bidi="pt_PT"/>
+          </w:rPr>
           <w:rPr>
             <w:color w:val="0000EE"/>
             <w:u w:val="single"/>
@@ -227,59 +388,125 @@
         </w:r>
       </w:hyperlink>
       <w:r>
+        <w:rPr>
+          <w:lang w:val="pt_PT" w:bidi="pt_PT"/>
+        </w:rPr>
         <w:t>); era um nome popular no mundo greco-romano.</w:t>
       </w:r>
-      <w:r/>
-      <w:r/>
+      <w:r>
+        <w:rPr>
+          <w:lang w:val="pt_PT" w:bidi="pt_PT"/>
+        </w:rPr>
+      </w:r>
+      <w:r>
+        <w:rPr>
+          <w:lang w:val="pt_PT" w:bidi="pt_PT"/>
+        </w:rPr>
+      </w:r>
     </w:p>
     <w:p>
-      <w:r/>
+      <w:pPr/>
+      <w:r>
+        <w:rPr>
+          <w:lang w:val="pt_PT" w:bidi="pt_PT"/>
+        </w:rPr>
+      </w:r>
     </w:p>
     <w:p>
       <w:pPr>
         <w:pStyle w:val="Heading2"/>
       </w:pPr>
       <w:r>
+        <w:rPr>
+          <w:lang w:val="pt_PT" w:bidi="pt_PT"/>
+        </w:rPr>
         <w:t>3 João 1.1–4</w:t>
       </w:r>
-      <w:r/>
+      <w:r>
+        <w:rPr>
+          <w:lang w:val="pt_PT" w:bidi="pt_PT"/>
+        </w:rPr>
+      </w:r>
     </w:p>
     <w:p>
-      <w:r/>
-      <w:r>
+      <w:pPr/>
+      <w:r>
+        <w:rPr>
+          <w:lang w:val="pt_PT" w:bidi="pt_PT"/>
+        </w:rPr>
+      </w:r>
+      <w:r>
+        <w:rPr>
+          <w:lang w:val="pt_PT" w:bidi="pt_PT"/>
+        </w:rPr>
         <w:t>João começa sua carta com uma saudação convencional, que inclui a identificação do autor e do destinatário, uma saudação (querido amigo), um desejo de bem-estar para o destinatário e gratidão por algum aspecto da amizade.</w:t>
       </w:r>
-      <w:r/>
-      <w:r/>
+      <w:r>
+        <w:rPr>
+          <w:lang w:val="pt_PT" w:bidi="pt_PT"/>
+        </w:rPr>
+      </w:r>
+      <w:r>
+        <w:rPr>
+          <w:lang w:val="pt_PT" w:bidi="pt_PT"/>
+        </w:rPr>
+      </w:r>
     </w:p>
     <w:p>
-      <w:r/>
+      <w:pPr/>
+      <w:r>
+        <w:rPr>
+          <w:lang w:val="pt_PT" w:bidi="pt_PT"/>
+        </w:rPr>
+      </w:r>
     </w:p>
     <w:p>
       <w:pPr>
         <w:pStyle w:val="Heading2"/>
       </w:pPr>
       <w:r>
+        <w:rPr>
+          <w:lang w:val="pt_PT" w:bidi="pt_PT"/>
+        </w:rPr>
         <w:t>3 João 1.3</w:t>
       </w:r>
-      <w:r/>
+      <w:r>
+        <w:rPr>
+          <w:lang w:val="pt_PT" w:bidi="pt_PT"/>
+        </w:rPr>
+      </w:r>
     </w:p>
     <w:p>
-      <w:r/>
-      <w:r>
+      <w:pPr/>
+      <w:r>
+        <w:rPr>
+          <w:lang w:val="pt_PT" w:bidi="pt_PT"/>
+        </w:rPr>
+      </w:r>
+      <w:r>
+        <w:rPr>
+          <w:lang w:val="pt_PT" w:bidi="pt_PT"/>
+        </w:rPr>
         <w:t xml:space="preserve">Os mestres itinerantes (literalmente </w:t>
       </w:r>
       <w:r>
         <w:rPr>
           <w:i/>
+          <w:lang w:val="pt_PT" w:bidi="pt_PT"/>
         </w:rPr>
         <w:t>irmãos</w:t>
       </w:r>
       <w:r>
+        <w:rPr>
+          <w:lang w:val="pt_PT" w:bidi="pt_PT"/>
+        </w:rPr>
         <w:t xml:space="preserve">) eram provavelmente emissários de João que viajavam de igreja em igreja, ensinando as Boas Novas e encorajando os cristãos (veja </w:t>
       </w:r>
       <w:hyperlink r:id="rId19">
         <w:r>
+          <w:rPr>
+            <w:lang w:val="pt_PT" w:bidi="pt_PT"/>
+          </w:rPr>
           <w:rPr>
             <w:color w:val="0000EE"/>
             <w:u w:val="single"/>
@@ -288,10 +515,16 @@
         </w:r>
       </w:hyperlink>
       <w:r>
+        <w:rPr>
+          <w:lang w:val="pt_PT" w:bidi="pt_PT"/>
+        </w:rPr>
         <w:t>,</w:t>
       </w:r>
       <w:hyperlink r:id="rId20">
         <w:r>
+          <w:rPr>
+            <w:lang w:val="pt_PT" w:bidi="pt_PT"/>
+          </w:rPr>
           <w:rPr>
             <w:color w:val="0000EE"/>
             <w:u w:val="single"/>
@@ -300,10 +533,16 @@
         </w:r>
       </w:hyperlink>
       <w:r>
+        <w:rPr>
+          <w:lang w:val="pt_PT" w:bidi="pt_PT"/>
+        </w:rPr>
         <w:t xml:space="preserve">). • você está vivendo de acordo com a verdade: Gaio era fiel ao evangelho apostólico de Jesus Cristo. Os falsos mestres negavam a realidade da encarnação ou a morte sacrificial de Jesus Cristo (cp. </w:t>
       </w:r>
       <w:hyperlink r:id="rId21">
         <w:r>
+          <w:rPr>
+            <w:lang w:val="pt_PT" w:bidi="pt_PT"/>
+          </w:rPr>
           <w:rPr>
             <w:color w:val="0000EE"/>
             <w:u w:val="single"/>
@@ -312,30 +551,64 @@
         </w:r>
       </w:hyperlink>
       <w:r>
+        <w:rPr>
+          <w:lang w:val="pt_PT" w:bidi="pt_PT"/>
+        </w:rPr>
         <w:t>).</w:t>
       </w:r>
-      <w:r/>
-      <w:r/>
+      <w:r>
+        <w:rPr>
+          <w:lang w:val="pt_PT" w:bidi="pt_PT"/>
+        </w:rPr>
+      </w:r>
+      <w:r>
+        <w:rPr>
+          <w:lang w:val="pt_PT" w:bidi="pt_PT"/>
+        </w:rPr>
+      </w:r>
     </w:p>
     <w:p>
-      <w:r/>
+      <w:pPr/>
+      <w:r>
+        <w:rPr>
+          <w:lang w:val="pt_PT" w:bidi="pt_PT"/>
+        </w:rPr>
+      </w:r>
     </w:p>
     <w:p>
       <w:pPr>
         <w:pStyle w:val="Heading2"/>
       </w:pPr>
       <w:r>
+        <w:rPr>
+          <w:lang w:val="pt_PT" w:bidi="pt_PT"/>
+        </w:rPr>
         <w:t>3 João 1.4</w:t>
       </w:r>
-      <w:r/>
+      <w:r>
+        <w:rPr>
+          <w:lang w:val="pt_PT" w:bidi="pt_PT"/>
+        </w:rPr>
+      </w:r>
     </w:p>
     <w:p>
-      <w:r/>
-      <w:r>
+      <w:pPr/>
+      <w:r>
+        <w:rPr>
+          <w:lang w:val="pt_PT" w:bidi="pt_PT"/>
+        </w:rPr>
+      </w:r>
+      <w:r>
+        <w:rPr>
+          <w:lang w:val="pt_PT" w:bidi="pt_PT"/>
+        </w:rPr>
         <w:t xml:space="preserve">Como em 2 João (veja </w:t>
       </w:r>
       <w:hyperlink r:id="rId22">
         <w:r>
+          <w:rPr>
+            <w:lang w:val="pt_PT" w:bidi="pt_PT"/>
+          </w:rPr>
           <w:rPr>
             <w:color w:val="0000EE"/>
             <w:u w:val="single"/>
@@ -344,10 +617,16 @@
         </w:r>
       </w:hyperlink>
       <w:r>
+        <w:rPr>
+          <w:lang w:val="pt_PT" w:bidi="pt_PT"/>
+        </w:rPr>
         <w:t>), a ênfase de João está em conhecer e seguir a verdade em contraste com Diótrefes e seus seguidores (</w:t>
       </w:r>
       <w:hyperlink r:id="rId23">
         <w:r>
+          <w:rPr>
+            <w:lang w:val="pt_PT" w:bidi="pt_PT"/>
+          </w:rPr>
           <w:rPr>
             <w:color w:val="0000EE"/>
             <w:u w:val="single"/>
@@ -356,39 +635,77 @@
         </w:r>
       </w:hyperlink>
       <w:r>
+        <w:rPr>
+          <w:lang w:val="pt_PT" w:bidi="pt_PT"/>
+        </w:rPr>
         <w:t>).</w:t>
       </w:r>
-      <w:r/>
-      <w:r/>
+      <w:r>
+        <w:rPr>
+          <w:lang w:val="pt_PT" w:bidi="pt_PT"/>
+        </w:rPr>
+      </w:r>
+      <w:r>
+        <w:rPr>
+          <w:lang w:val="pt_PT" w:bidi="pt_PT"/>
+        </w:rPr>
+      </w:r>
     </w:p>
     <w:p>
-      <w:r/>
+      <w:pPr/>
+      <w:r>
+        <w:rPr>
+          <w:lang w:val="pt_PT" w:bidi="pt_PT"/>
+        </w:rPr>
+      </w:r>
     </w:p>
     <w:p>
       <w:pPr>
         <w:pStyle w:val="Heading2"/>
       </w:pPr>
       <w:r>
+        <w:rPr>
+          <w:lang w:val="pt_PT" w:bidi="pt_PT"/>
+        </w:rPr>
         <w:t>3 João 1.5</w:t>
       </w:r>
-      <w:r/>
+      <w:r>
+        <w:rPr>
+          <w:lang w:val="pt_PT" w:bidi="pt_PT"/>
+        </w:rPr>
+      </w:r>
     </w:p>
     <w:p>
-      <w:r/>
-      <w:r>
+      <w:pPr/>
+      <w:r>
+        <w:rPr>
+          <w:lang w:val="pt_PT" w:bidi="pt_PT"/>
+        </w:rPr>
+      </w:r>
+      <w:r>
+        <w:rPr>
+          <w:lang w:val="pt_PT" w:bidi="pt_PT"/>
+        </w:rPr>
         <w:t xml:space="preserve">Gaio ofereceu hospitalidade aos mestres itinerantes (literalmente </w:t>
       </w:r>
       <w:r>
         <w:rPr>
           <w:i/>
+          <w:lang w:val="pt_PT" w:bidi="pt_PT"/>
         </w:rPr>
         <w:t>os irmãos</w:t>
       </w:r>
       <w:r>
+        <w:rPr>
+          <w:lang w:val="pt_PT" w:bidi="pt_PT"/>
+        </w:rPr>
         <w:t>) enviados por João de igreja em igreja para afirmar o ensino dos apóstolos sobre Cristo (</w:t>
       </w:r>
       <w:hyperlink r:id="rId24">
         <w:r>
+          <w:rPr>
+            <w:lang w:val="pt_PT" w:bidi="pt_PT"/>
+          </w:rPr>
           <w:rPr>
             <w:color w:val="0000EE"/>
             <w:u w:val="single"/>
@@ -397,30 +714,64 @@
         </w:r>
       </w:hyperlink>
       <w:r>
+        <w:rPr>
+          <w:lang w:val="pt_PT" w:bidi="pt_PT"/>
+        </w:rPr>
         <w:t>). Ao fazer isso, Gaio mostrou que havia recebido a verdade dos apóstolos e que, portanto, era fiel a Deus.</w:t>
       </w:r>
-      <w:r/>
-      <w:r/>
+      <w:r>
+        <w:rPr>
+          <w:lang w:val="pt_PT" w:bidi="pt_PT"/>
+        </w:rPr>
+      </w:r>
+      <w:r>
+        <w:rPr>
+          <w:lang w:val="pt_PT" w:bidi="pt_PT"/>
+        </w:rPr>
+      </w:r>
     </w:p>
     <w:p>
-      <w:r/>
+      <w:pPr/>
+      <w:r>
+        <w:rPr>
+          <w:lang w:val="pt_PT" w:bidi="pt_PT"/>
+        </w:rPr>
+      </w:r>
     </w:p>
     <w:p>
       <w:pPr>
         <w:pStyle w:val="Heading2"/>
       </w:pPr>
       <w:r>
+        <w:rPr>
+          <w:lang w:val="pt_PT" w:bidi="pt_PT"/>
+        </w:rPr>
         <w:t>3 João 1.5–8</w:t>
       </w:r>
-      <w:r/>
+      <w:r>
+        <w:rPr>
+          <w:lang w:val="pt_PT" w:bidi="pt_PT"/>
+        </w:rPr>
+      </w:r>
     </w:p>
     <w:p>
-      <w:r/>
-      <w:r>
+      <w:pPr/>
+      <w:r>
+        <w:rPr>
+          <w:lang w:val="pt_PT" w:bidi="pt_PT"/>
+        </w:rPr>
+      </w:r>
+      <w:r>
+        <w:rPr>
+          <w:lang w:val="pt_PT" w:bidi="pt_PT"/>
+        </w:rPr>
         <w:t>João agora incentiva Gaio a continuar apoiando os mestres itinerantes que João havia enviado (</w:t>
       </w:r>
       <w:hyperlink r:id="rId25">
         <w:r>
+          <w:rPr>
+            <w:lang w:val="pt_PT" w:bidi="pt_PT"/>
+          </w:rPr>
           <w:rPr>
             <w:color w:val="0000EE"/>
             <w:u w:val="single"/>
@@ -429,30 +780,64 @@
         </w:r>
       </w:hyperlink>
       <w:r>
+        <w:rPr>
+          <w:lang w:val="pt_PT" w:bidi="pt_PT"/>
+        </w:rPr>
         <w:t>).</w:t>
       </w:r>
-      <w:r/>
-      <w:r/>
+      <w:r>
+        <w:rPr>
+          <w:lang w:val="pt_PT" w:bidi="pt_PT"/>
+        </w:rPr>
+      </w:r>
+      <w:r>
+        <w:rPr>
+          <w:lang w:val="pt_PT" w:bidi="pt_PT"/>
+        </w:rPr>
+      </w:r>
     </w:p>
     <w:p>
-      <w:r/>
+      <w:pPr/>
+      <w:r>
+        <w:rPr>
+          <w:lang w:val="pt_PT" w:bidi="pt_PT"/>
+        </w:rPr>
+      </w:r>
     </w:p>
     <w:p>
       <w:pPr>
         <w:pStyle w:val="Heading2"/>
       </w:pPr>
       <w:r>
+        <w:rPr>
+          <w:lang w:val="pt_PT" w:bidi="pt_PT"/>
+        </w:rPr>
         <w:t>3 João 1.6</w:t>
       </w:r>
-      <w:r/>
+      <w:r>
+        <w:rPr>
+          <w:lang w:val="pt_PT" w:bidi="pt_PT"/>
+        </w:rPr>
+      </w:r>
     </w:p>
     <w:p>
-      <w:r/>
-      <w:r>
+      <w:pPr/>
+      <w:r>
+        <w:rPr>
+          <w:lang w:val="pt_PT" w:bidi="pt_PT"/>
+        </w:rPr>
+      </w:r>
+      <w:r>
+        <w:rPr>
+          <w:lang w:val="pt_PT" w:bidi="pt_PT"/>
+        </w:rPr>
         <w:t>A igreja aqui estava provavelmente em Éfeso, onde João provavelmente estava hospedado. Éfeso era uma importante cidade portuária na província da Ásia, e a quarta maior cidade do Império Romano. Tornou-se uma cidade importante para a comunidade cristã (</w:t>
       </w:r>
       <w:hyperlink r:id="rId26">
         <w:r>
+          <w:rPr>
+            <w:lang w:val="pt_PT" w:bidi="pt_PT"/>
+          </w:rPr>
           <w:rPr>
             <w:color w:val="0000EE"/>
             <w:u w:val="single"/>
@@ -461,10 +846,16 @@
         </w:r>
       </w:hyperlink>
       <w:r>
+        <w:rPr>
+          <w:lang w:val="pt_PT" w:bidi="pt_PT"/>
+        </w:rPr>
         <w:t xml:space="preserve">; </w:t>
       </w:r>
       <w:hyperlink r:id="rId27">
         <w:r>
+          <w:rPr>
+            <w:lang w:val="pt_PT" w:bidi="pt_PT"/>
+          </w:rPr>
           <w:rPr>
             <w:color w:val="0000EE"/>
             <w:u w:val="single"/>
@@ -473,10 +864,16 @@
         </w:r>
       </w:hyperlink>
       <w:r>
+        <w:rPr>
+          <w:lang w:val="pt_PT" w:bidi="pt_PT"/>
+        </w:rPr>
         <w:t xml:space="preserve">; </w:t>
       </w:r>
       <w:hyperlink r:id="rId28">
         <w:r>
+          <w:rPr>
+            <w:lang w:val="pt_PT" w:bidi="pt_PT"/>
+          </w:rPr>
           <w:rPr>
             <w:color w:val="0000EE"/>
             <w:u w:val="single"/>
@@ -485,10 +882,16 @@
         </w:r>
       </w:hyperlink>
       <w:r>
+        <w:rPr>
+          <w:lang w:val="pt_PT" w:bidi="pt_PT"/>
+        </w:rPr>
         <w:t xml:space="preserve">; </w:t>
       </w:r>
       <w:hyperlink r:id="rId29">
         <w:r>
+          <w:rPr>
+            <w:lang w:val="pt_PT" w:bidi="pt_PT"/>
+          </w:rPr>
           <w:rPr>
             <w:color w:val="0000EE"/>
             <w:u w:val="single"/>
@@ -497,48 +900,90 @@
         </w:r>
       </w:hyperlink>
       <w:r>
+        <w:rPr>
+          <w:lang w:val="pt_PT" w:bidi="pt_PT"/>
+        </w:rPr>
         <w:t>).</w:t>
       </w:r>
-      <w:r/>
-      <w:r/>
+      <w:r>
+        <w:rPr>
+          <w:lang w:val="pt_PT" w:bidi="pt_PT"/>
+        </w:rPr>
+      </w:r>
+      <w:r>
+        <w:rPr>
+          <w:lang w:val="pt_PT" w:bidi="pt_PT"/>
+        </w:rPr>
+      </w:r>
     </w:p>
     <w:p>
-      <w:r/>
+      <w:pPr/>
+      <w:r>
+        <w:rPr>
+          <w:lang w:val="pt_PT" w:bidi="pt_PT"/>
+        </w:rPr>
+      </w:r>
     </w:p>
     <w:p>
       <w:pPr>
         <w:pStyle w:val="Heading2"/>
       </w:pPr>
       <w:r>
+        <w:rPr>
+          <w:lang w:val="pt_PT" w:bidi="pt_PT"/>
+        </w:rPr>
         <w:t>3 João 1.7–8</w:t>
       </w:r>
-      <w:r/>
+      <w:r>
+        <w:rPr>
+          <w:lang w:val="pt_PT" w:bidi="pt_PT"/>
+        </w:rPr>
+      </w:r>
     </w:p>
     <w:p>
-      <w:r/>
-      <w:r>
+      <w:pPr/>
+      <w:r>
+        <w:rPr>
+          <w:lang w:val="pt_PT" w:bidi="pt_PT"/>
+        </w:rPr>
+      </w:r>
+      <w:r>
+        <w:rPr>
+          <w:lang w:val="pt_PT" w:bidi="pt_PT"/>
+        </w:rPr>
         <w:t xml:space="preserve">pelo Senhor (literalmente </w:t>
       </w:r>
       <w:r>
         <w:rPr>
           <w:i/>
+          <w:lang w:val="pt_PT" w:bidi="pt_PT"/>
         </w:rPr>
         <w:t>em nome do Nome</w:t>
       </w:r>
       <w:r>
+        <w:rPr>
+          <w:lang w:val="pt_PT" w:bidi="pt_PT"/>
+        </w:rPr>
         <w:t xml:space="preserve">): João não precisava identificar de quem era esse nome porque todos os primeiros cristãos sabiam que </w:t>
       </w:r>
       <w:r>
         <w:rPr>
           <w:i/>
+          <w:lang w:val="pt_PT" w:bidi="pt_PT"/>
         </w:rPr>
         <w:t>o Nome</w:t>
       </w:r>
       <w:r>
+        <w:rPr>
+          <w:lang w:val="pt_PT" w:bidi="pt_PT"/>
+        </w:rPr>
         <w:t xml:space="preserve"> representava Jesus Cristo (veja </w:t>
       </w:r>
       <w:hyperlink r:id="rId30">
         <w:r>
+          <w:rPr>
+            <w:lang w:val="pt_PT" w:bidi="pt_PT"/>
+          </w:rPr>
           <w:rPr>
             <w:color w:val="0000EE"/>
             <w:u w:val="single"/>
@@ -547,19 +992,29 @@
         </w:r>
       </w:hyperlink>
       <w:r>
+        <w:rPr>
+          <w:lang w:val="pt_PT" w:bidi="pt_PT"/>
+        </w:rPr>
         <w:t>). • Os mestres itinerantes escolheram não aceitar nada oferecido a eles por pessoas que não são crentes</w:t>
       </w:r>
       <w:r>
         <w:rPr>
           <w:i/>
+          <w:lang w:val="pt_PT" w:bidi="pt_PT"/>
         </w:rPr>
         <w:t>,</w:t>
       </w:r>
       <w:r>
+        <w:rPr>
+          <w:lang w:val="pt_PT" w:bidi="pt_PT"/>
+        </w:rPr>
         <w:t xml:space="preserve"> mas confiar totalmente nas igrejas para seu sustento. Cristãos que apoiam mestres itinerantes legítimos tornam-se seus parceiros enquanto ensinam a verdade (veja </w:t>
       </w:r>
       <w:hyperlink r:id="rId31">
         <w:r>
+          <w:rPr>
+            <w:lang w:val="pt_PT" w:bidi="pt_PT"/>
+          </w:rPr>
           <w:rPr>
             <w:color w:val="0000EE"/>
             <w:u w:val="single"/>
@@ -568,10 +1023,16 @@
         </w:r>
       </w:hyperlink>
       <w:r>
+        <w:rPr>
+          <w:lang w:val="pt_PT" w:bidi="pt_PT"/>
+        </w:rPr>
         <w:t xml:space="preserve">; </w:t>
       </w:r>
       <w:hyperlink r:id="rId32">
         <w:r>
+          <w:rPr>
+            <w:lang w:val="pt_PT" w:bidi="pt_PT"/>
+          </w:rPr>
           <w:rPr>
             <w:color w:val="0000EE"/>
             <w:u w:val="single"/>
@@ -580,30 +1041,64 @@
         </w:r>
       </w:hyperlink>
       <w:r>
+        <w:rPr>
+          <w:lang w:val="pt_PT" w:bidi="pt_PT"/>
+        </w:rPr>
         <w:t>).</w:t>
       </w:r>
-      <w:r/>
-      <w:r/>
+      <w:r>
+        <w:rPr>
+          <w:lang w:val="pt_PT" w:bidi="pt_PT"/>
+        </w:rPr>
+      </w:r>
+      <w:r>
+        <w:rPr>
+          <w:lang w:val="pt_PT" w:bidi="pt_PT"/>
+        </w:rPr>
+      </w:r>
     </w:p>
     <w:p>
-      <w:r/>
+      <w:pPr/>
+      <w:r>
+        <w:rPr>
+          <w:lang w:val="pt_PT" w:bidi="pt_PT"/>
+        </w:rPr>
+      </w:r>
     </w:p>
     <w:p>
       <w:pPr>
         <w:pStyle w:val="Heading2"/>
       </w:pPr>
       <w:r>
+        <w:rPr>
+          <w:lang w:val="pt_PT" w:bidi="pt_PT"/>
+        </w:rPr>
         <w:t>3 João 1.9</w:t>
       </w:r>
-      <w:r/>
+      <w:r>
+        <w:rPr>
+          <w:lang w:val="pt_PT" w:bidi="pt_PT"/>
+        </w:rPr>
+      </w:r>
     </w:p>
     <w:p>
-      <w:r/>
-      <w:r>
+      <w:pPr/>
+      <w:r>
+        <w:rPr>
+          <w:lang w:val="pt_PT" w:bidi="pt_PT"/>
+        </w:rPr>
+      </w:r>
+      <w:r>
+        <w:rPr>
+          <w:lang w:val="pt_PT" w:bidi="pt_PT"/>
+        </w:rPr>
         <w:t xml:space="preserve">Escrevi à igreja sobre isso: Isso pode se referir a 1 João ou a uma carta que agora está perdida. • Diótrefes estava cheio de orgulho e egocentrismo (cf. </w:t>
       </w:r>
       <w:hyperlink r:id="rId33">
         <w:r>
+          <w:rPr>
+            <w:lang w:val="pt_PT" w:bidi="pt_PT"/>
+          </w:rPr>
           <w:rPr>
             <w:color w:val="0000EE"/>
             <w:u w:val="single"/>
@@ -612,10 +1107,16 @@
         </w:r>
       </w:hyperlink>
       <w:r>
+        <w:rPr>
+          <w:lang w:val="pt_PT" w:bidi="pt_PT"/>
+        </w:rPr>
         <w:t xml:space="preserve">), motivado por ambição egoísta. • recusa-se a ter qualquer coisa a ver conosco: Esta dissidência foi uma das questões-chave que João tratou em 1 João (veja, por exemplo, </w:t>
       </w:r>
       <w:hyperlink r:id="rId34">
         <w:r>
+          <w:rPr>
+            <w:lang w:val="pt_PT" w:bidi="pt_PT"/>
+          </w:rPr>
           <w:rPr>
             <w:color w:val="0000EE"/>
             <w:u w:val="single"/>
@@ -624,10 +1125,16 @@
         </w:r>
       </w:hyperlink>
       <w:r>
+        <w:rPr>
+          <w:lang w:val="pt_PT" w:bidi="pt_PT"/>
+        </w:rPr>
         <w:t xml:space="preserve">; </w:t>
       </w:r>
       <w:hyperlink r:id="rId35">
         <w:r>
+          <w:rPr>
+            <w:lang w:val="pt_PT" w:bidi="pt_PT"/>
+          </w:rPr>
           <w:rPr>
             <w:color w:val="0000EE"/>
             <w:u w:val="single"/>
@@ -636,50 +1143,112 @@
         </w:r>
       </w:hyperlink>
       <w:r>
+        <w:rPr>
+          <w:lang w:val="pt_PT" w:bidi="pt_PT"/>
+        </w:rPr>
         <w:t>). Diótrefes rejeitou os mestres enviados por João e excomungou quaisquer membros da igreja que os aceitassem. Ele queria governar a igreja local sem responder a qualquer autoridade externa.</w:t>
       </w:r>
-      <w:r/>
-      <w:r/>
+      <w:r>
+        <w:rPr>
+          <w:lang w:val="pt_PT" w:bidi="pt_PT"/>
+        </w:rPr>
+      </w:r>
+      <w:r>
+        <w:rPr>
+          <w:lang w:val="pt_PT" w:bidi="pt_PT"/>
+        </w:rPr>
+      </w:r>
     </w:p>
     <w:p>
-      <w:r/>
+      <w:pPr/>
+      <w:r>
+        <w:rPr>
+          <w:lang w:val="pt_PT" w:bidi="pt_PT"/>
+        </w:rPr>
+      </w:r>
     </w:p>
     <w:p>
       <w:pPr>
         <w:pStyle w:val="Heading2"/>
       </w:pPr>
       <w:r>
+        <w:rPr>
+          <w:lang w:val="pt_PT" w:bidi="pt_PT"/>
+        </w:rPr>
         <w:t>3 João 1.9–12</w:t>
       </w:r>
-      <w:r/>
+      <w:r>
+        <w:rPr>
+          <w:lang w:val="pt_PT" w:bidi="pt_PT"/>
+        </w:rPr>
+      </w:r>
     </w:p>
     <w:p>
-      <w:r/>
-      <w:r>
+      <w:pPr/>
+      <w:r>
+        <w:rPr>
+          <w:lang w:val="pt_PT" w:bidi="pt_PT"/>
+        </w:rPr>
+      </w:r>
+      <w:r>
+        <w:rPr>
+          <w:lang w:val="pt_PT" w:bidi="pt_PT"/>
+        </w:rPr>
         <w:t>Nesses versículos, João condena Diótrefes e apresenta Demétrio como o modelo de um cristão fiel que vive de acordo com a verdade. Gaio é encorajado a imitar Demétrio.</w:t>
       </w:r>
-      <w:r/>
-      <w:r/>
+      <w:r>
+        <w:rPr>
+          <w:lang w:val="pt_PT" w:bidi="pt_PT"/>
+        </w:rPr>
+      </w:r>
+      <w:r>
+        <w:rPr>
+          <w:lang w:val="pt_PT" w:bidi="pt_PT"/>
+        </w:rPr>
+      </w:r>
     </w:p>
     <w:p>
-      <w:r/>
+      <w:pPr/>
+      <w:r>
+        <w:rPr>
+          <w:lang w:val="pt_PT" w:bidi="pt_PT"/>
+        </w:rPr>
+      </w:r>
     </w:p>
     <w:p>
       <w:pPr>
         <w:pStyle w:val="Heading2"/>
       </w:pPr>
       <w:r>
+        <w:rPr>
+          <w:lang w:val="pt_PT" w:bidi="pt_PT"/>
+        </w:rPr>
         <w:t>3 João 1.11</w:t>
       </w:r>
-      <w:r/>
+      <w:r>
+        <w:rPr>
+          <w:lang w:val="pt_PT" w:bidi="pt_PT"/>
+        </w:rPr>
+      </w:r>
     </w:p>
     <w:p>
-      <w:r/>
-      <w:r>
+      <w:pPr/>
+      <w:r>
+        <w:rPr>
+          <w:lang w:val="pt_PT" w:bidi="pt_PT"/>
+        </w:rPr>
+      </w:r>
+      <w:r>
+        <w:rPr>
+          <w:lang w:val="pt_PT" w:bidi="pt_PT"/>
+        </w:rPr>
         <w:t>aqueles que fazem o mal: Diótrefes foi condenado por sua falha em viver pela regra cristã do amor (</w:t>
       </w:r>
       <w:hyperlink r:id="rId36">
         <w:r>
+          <w:rPr>
+            <w:lang w:val="pt_PT" w:bidi="pt_PT"/>
+          </w:rPr>
           <w:rPr>
             <w:color w:val="0000EE"/>
             <w:u w:val="single"/>
@@ -688,30 +1257,64 @@
         </w:r>
       </w:hyperlink>
       <w:r>
+        <w:rPr>
+          <w:lang w:val="pt_PT" w:bidi="pt_PT"/>
+        </w:rPr>
         <w:t>). Foi assim que Gaio pôde ter certeza de que Diótrefes não estava vivendo de acordo com a verdade. Isso se aplica a todos que se recusam a aceitar o ensino apostólico sobre Jesus Cristo e se recusam a viver em comunhão com outros que o fazem.</w:t>
       </w:r>
-      <w:r/>
-      <w:r/>
+      <w:r>
+        <w:rPr>
+          <w:lang w:val="pt_PT" w:bidi="pt_PT"/>
+        </w:rPr>
+      </w:r>
+      <w:r>
+        <w:rPr>
+          <w:lang w:val="pt_PT" w:bidi="pt_PT"/>
+        </w:rPr>
+      </w:r>
     </w:p>
     <w:p>
-      <w:r/>
+      <w:pPr/>
+      <w:r>
+        <w:rPr>
+          <w:lang w:val="pt_PT" w:bidi="pt_PT"/>
+        </w:rPr>
+      </w:r>
     </w:p>
     <w:p>
       <w:pPr>
         <w:pStyle w:val="Heading2"/>
       </w:pPr>
       <w:r>
+        <w:rPr>
+          <w:lang w:val="pt_PT" w:bidi="pt_PT"/>
+        </w:rPr>
         <w:t>3 João 1.12</w:t>
       </w:r>
-      <w:r/>
+      <w:r>
+        <w:rPr>
+          <w:lang w:val="pt_PT" w:bidi="pt_PT"/>
+        </w:rPr>
+      </w:r>
     </w:p>
     <w:p>
-      <w:r/>
-      <w:r>
+      <w:pPr/>
+      <w:r>
+        <w:rPr>
+          <w:lang w:val="pt_PT" w:bidi="pt_PT"/>
+        </w:rPr>
+      </w:r>
+      <w:r>
+        <w:rPr>
+          <w:lang w:val="pt_PT" w:bidi="pt_PT"/>
+        </w:rPr>
         <w:t>Demétrio era o oposto de Diótrefes, um exemplo excelente de alguém que conhece a verdade e a pratica (</w:t>
       </w:r>
       <w:hyperlink r:id="rId25">
         <w:r>
+          <w:rPr>
+            <w:lang w:val="pt_PT" w:bidi="pt_PT"/>
+          </w:rPr>
           <w:rPr>
             <w:color w:val="0000EE"/>
             <w:u w:val="single"/>
@@ -720,10 +1323,16 @@
         </w:r>
       </w:hyperlink>
       <w:r>
+        <w:rPr>
+          <w:lang w:val="pt_PT" w:bidi="pt_PT"/>
+        </w:rPr>
         <w:t xml:space="preserve">). A colocação do nome de Demétrio no final da carta sugere que ele foi quem levou a carta de João a Gaio (cf. </w:t>
       </w:r>
       <w:hyperlink r:id="rId37">
         <w:r>
+          <w:rPr>
+            <w:lang w:val="pt_PT" w:bidi="pt_PT"/>
+          </w:rPr>
           <w:rPr>
             <w:color w:val="0000EE"/>
             <w:u w:val="single"/>
@@ -732,10 +1341,16 @@
         </w:r>
       </w:hyperlink>
       <w:r>
+        <w:rPr>
+          <w:lang w:val="pt_PT" w:bidi="pt_PT"/>
+        </w:rPr>
         <w:t xml:space="preserve">; </w:t>
       </w:r>
       <w:hyperlink r:id="rId38">
         <w:r>
+          <w:rPr>
+            <w:lang w:val="pt_PT" w:bidi="pt_PT"/>
+          </w:rPr>
           <w:rPr>
             <w:color w:val="0000EE"/>
             <w:u w:val="single"/>
@@ -744,39 +1359,77 @@
         </w:r>
       </w:hyperlink>
       <w:r>
+        <w:rPr>
+          <w:lang w:val="pt_PT" w:bidi="pt_PT"/>
+        </w:rPr>
         <w:t>). • vocês sabem que falamos a verdade: João desejava proteger sua honra como um presbítero confiável sobre essas igrejas, em vez de ser envergonhado por qualquer possível usurpação de Diótrefes e outros falsos mestres.</w:t>
       </w:r>
-      <w:r/>
-      <w:r/>
+      <w:r>
+        <w:rPr>
+          <w:lang w:val="pt_PT" w:bidi="pt_PT"/>
+        </w:rPr>
+      </w:r>
+      <w:r>
+        <w:rPr>
+          <w:lang w:val="pt_PT" w:bidi="pt_PT"/>
+        </w:rPr>
+      </w:r>
     </w:p>
     <w:p>
-      <w:r/>
+      <w:pPr/>
+      <w:r>
+        <w:rPr>
+          <w:lang w:val="pt_PT" w:bidi="pt_PT"/>
+        </w:rPr>
+      </w:r>
     </w:p>
     <w:p>
       <w:pPr>
         <w:pStyle w:val="Heading2"/>
       </w:pPr>
       <w:r>
+        <w:rPr>
+          <w:lang w:val="pt_PT" w:bidi="pt_PT"/>
+        </w:rPr>
         <w:t>3 João 1.13</w:t>
       </w:r>
-      <w:r/>
+      <w:r>
+        <w:rPr>
+          <w:lang w:val="pt_PT" w:bidi="pt_PT"/>
+        </w:rPr>
+      </w:r>
     </w:p>
     <w:p>
-      <w:r/>
-      <w:r>
+      <w:pPr/>
+      <w:r>
+        <w:rPr>
+          <w:lang w:val="pt_PT" w:bidi="pt_PT"/>
+        </w:rPr>
+      </w:r>
+      <w:r>
+        <w:rPr>
+          <w:lang w:val="pt_PT" w:bidi="pt_PT"/>
+        </w:rPr>
         <w:t xml:space="preserve">pena e tinta (literalmente </w:t>
       </w:r>
       <w:r>
         <w:rPr>
           <w:i/>
+          <w:lang w:val="pt_PT" w:bidi="pt_PT"/>
         </w:rPr>
         <w:t>tinta e caniço</w:t>
       </w:r>
       <w:r>
+        <w:rPr>
+          <w:lang w:val="pt_PT" w:bidi="pt_PT"/>
+        </w:rPr>
         <w:t xml:space="preserve">): Na antiguidade, a escrita era tipicamente feita com um estilete moldado a partir de uma cana e tinta de carbono preta (veja também </w:t>
       </w:r>
       <w:hyperlink r:id="rId39">
         <w:r>
+          <w:rPr>
+            <w:lang w:val="pt_PT" w:bidi="pt_PT"/>
+          </w:rPr>
           <w:rPr>
             <w:color w:val="0000EE"/>
             <w:u w:val="single"/>
@@ -785,59 +1438,125 @@
         </w:r>
       </w:hyperlink>
       <w:r>
+        <w:rPr>
+          <w:lang w:val="pt_PT" w:bidi="pt_PT"/>
+        </w:rPr>
         <w:t>).</w:t>
       </w:r>
-      <w:r/>
-      <w:r/>
+      <w:r>
+        <w:rPr>
+          <w:lang w:val="pt_PT" w:bidi="pt_PT"/>
+        </w:rPr>
+      </w:r>
+      <w:r>
+        <w:rPr>
+          <w:lang w:val="pt_PT" w:bidi="pt_PT"/>
+        </w:rPr>
+      </w:r>
     </w:p>
     <w:p>
-      <w:r/>
+      <w:pPr/>
+      <w:r>
+        <w:rPr>
+          <w:lang w:val="pt_PT" w:bidi="pt_PT"/>
+        </w:rPr>
+      </w:r>
     </w:p>
     <w:p>
       <w:pPr>
         <w:pStyle w:val="Heading2"/>
       </w:pPr>
       <w:r>
+        <w:rPr>
+          <w:lang w:val="pt_PT" w:bidi="pt_PT"/>
+        </w:rPr>
         <w:t>3 João 1.13–15</w:t>
       </w:r>
-      <w:r/>
+      <w:r>
+        <w:rPr>
+          <w:lang w:val="pt_PT" w:bidi="pt_PT"/>
+        </w:rPr>
+      </w:r>
     </w:p>
     <w:p>
-      <w:r/>
-      <w:r>
+      <w:pPr/>
+      <w:r>
+        <w:rPr>
+          <w:lang w:val="pt_PT" w:bidi="pt_PT"/>
+        </w:rPr>
+      </w:r>
+      <w:r>
+        <w:rPr>
+          <w:lang w:val="pt_PT" w:bidi="pt_PT"/>
+        </w:rPr>
         <w:t>Como em 2 João, a conclusão de 3 João mostra o desejo de João de fazer uma visita pessoal e assegurar o cumprimento das instruções desta carta.</w:t>
       </w:r>
-      <w:r/>
-      <w:r/>
+      <w:r>
+        <w:rPr>
+          <w:lang w:val="pt_PT" w:bidi="pt_PT"/>
+        </w:rPr>
+      </w:r>
+      <w:r>
+        <w:rPr>
+          <w:lang w:val="pt_PT" w:bidi="pt_PT"/>
+        </w:rPr>
+      </w:r>
     </w:p>
     <w:p>
-      <w:r/>
+      <w:pPr/>
+      <w:r>
+        <w:rPr>
+          <w:lang w:val="pt_PT" w:bidi="pt_PT"/>
+        </w:rPr>
+      </w:r>
     </w:p>
     <w:p>
       <w:pPr>
         <w:pStyle w:val="Heading2"/>
       </w:pPr>
       <w:r>
+        <w:rPr>
+          <w:lang w:val="pt_PT" w:bidi="pt_PT"/>
+        </w:rPr>
         <w:t>3 João 1.14</w:t>
       </w:r>
-      <w:r/>
+      <w:r>
+        <w:rPr>
+          <w:lang w:val="pt_PT" w:bidi="pt_PT"/>
+        </w:rPr>
+      </w:r>
     </w:p>
     <w:p>
-      <w:r/>
-      <w:r>
+      <w:pPr/>
+      <w:r>
+        <w:rPr>
+          <w:lang w:val="pt_PT" w:bidi="pt_PT"/>
+        </w:rPr>
+      </w:r>
+      <w:r>
+        <w:rPr>
+          <w:lang w:val="pt_PT" w:bidi="pt_PT"/>
+        </w:rPr>
         <w:t xml:space="preserve">Nossa expressão em português "face a face" é paralelo ao idioma grego usado aqui (literalmente </w:t>
       </w:r>
       <w:r>
         <w:rPr>
           <w:i/>
+          <w:lang w:val="pt_PT" w:bidi="pt_PT"/>
         </w:rPr>
         <w:t>boca a boca;</w:t>
       </w:r>
       <w:r>
+        <w:rPr>
+          <w:lang w:val="pt_PT" w:bidi="pt_PT"/>
+        </w:rPr>
         <w:t xml:space="preserve"> veja também </w:t>
       </w:r>
       <w:hyperlink r:id="rId39">
         <w:r>
+          <w:rPr>
+            <w:lang w:val="pt_PT" w:bidi="pt_PT"/>
+          </w:rPr>
           <w:rPr>
             <w:color w:val="0000EE"/>
             <w:u w:val="single"/>
@@ -846,30 +1565,64 @@
         </w:r>
       </w:hyperlink>
       <w:r>
+        <w:rPr>
+          <w:lang w:val="pt_PT" w:bidi="pt_PT"/>
+        </w:rPr>
         <w:t>).</w:t>
       </w:r>
-      <w:r/>
-      <w:r/>
+      <w:r>
+        <w:rPr>
+          <w:lang w:val="pt_PT" w:bidi="pt_PT"/>
+        </w:rPr>
+      </w:r>
+      <w:r>
+        <w:rPr>
+          <w:lang w:val="pt_PT" w:bidi="pt_PT"/>
+        </w:rPr>
+      </w:r>
     </w:p>
     <w:p>
-      <w:r/>
+      <w:pPr/>
+      <w:r>
+        <w:rPr>
+          <w:lang w:val="pt_PT" w:bidi="pt_PT"/>
+        </w:rPr>
+      </w:r>
     </w:p>
     <w:p>
       <w:pPr>
         <w:pStyle w:val="Heading2"/>
       </w:pPr>
       <w:r>
+        <w:rPr>
+          <w:lang w:val="pt_PT" w:bidi="pt_PT"/>
+        </w:rPr>
         <w:t>3 João 1.15</w:t>
       </w:r>
-      <w:r/>
+      <w:r>
+        <w:rPr>
+          <w:lang w:val="pt_PT" w:bidi="pt_PT"/>
+        </w:rPr>
+      </w:r>
     </w:p>
     <w:p>
-      <w:r/>
-      <w:r>
+      <w:pPr/>
+      <w:r>
+        <w:rPr>
+          <w:lang w:val="pt_PT" w:bidi="pt_PT"/>
+        </w:rPr>
+      </w:r>
+      <w:r>
+        <w:rPr>
+          <w:lang w:val="pt_PT" w:bidi="pt_PT"/>
+        </w:rPr>
         <w:t>João encerra sua carta com sua despedida e com saudações a outros. • Paz esteja com você: Esta era uma saudação tradicional entre os judeus (</w:t>
       </w:r>
       <w:hyperlink r:id="rId40">
         <w:r>
+          <w:rPr>
+            <w:lang w:val="pt_PT" w:bidi="pt_PT"/>
+          </w:rPr>
           <w:rPr>
             <w:color w:val="0000EE"/>
             <w:u w:val="single"/>
@@ -878,10 +1631,16 @@
         </w:r>
       </w:hyperlink>
       <w:r>
+        <w:rPr>
+          <w:lang w:val="pt_PT" w:bidi="pt_PT"/>
+        </w:rPr>
         <w:t xml:space="preserve">; </w:t>
       </w:r>
       <w:hyperlink r:id="rId41">
         <w:r>
+          <w:rPr>
+            <w:lang w:val="pt_PT" w:bidi="pt_PT"/>
+          </w:rPr>
           <w:rPr>
             <w:color w:val="0000EE"/>
             <w:u w:val="single"/>
@@ -890,10 +1649,16 @@
         </w:r>
       </w:hyperlink>
       <w:r>
+        <w:rPr>
+          <w:lang w:val="pt_PT" w:bidi="pt_PT"/>
+        </w:rPr>
         <w:t>), que ganhou um significado maior para os cristãos porque Jesus a usou após sua ressurreição (</w:t>
       </w:r>
       <w:hyperlink r:id="rId42">
         <w:r>
+          <w:rPr>
+            <w:lang w:val="pt_PT" w:bidi="pt_PT"/>
+          </w:rPr>
           <w:rPr>
             <w:color w:val="0000EE"/>
             <w:u w:val="single"/>
@@ -902,10 +1667,16 @@
         </w:r>
       </w:hyperlink>
       <w:r>
+        <w:rPr>
+          <w:lang w:val="pt_PT" w:bidi="pt_PT"/>
+        </w:rPr>
         <w:t>,</w:t>
       </w:r>
       <w:hyperlink r:id="rId43">
         <w:r>
+          <w:rPr>
+            <w:lang w:val="pt_PT" w:bidi="pt_PT"/>
+          </w:rPr>
           <w:rPr>
             <w:color w:val="0000EE"/>
             <w:u w:val="single"/>
@@ -914,19 +1685,29 @@
         </w:r>
       </w:hyperlink>
       <w:r>
+        <w:rPr>
+          <w:lang w:val="pt_PT" w:bidi="pt_PT"/>
+        </w:rPr>
         <w:t xml:space="preserve">). • envie minhas saudações pessoais (literalmente </w:t>
       </w:r>
       <w:r>
         <w:rPr>
           <w:i/>
+          <w:lang w:val="pt_PT" w:bidi="pt_PT"/>
         </w:rPr>
         <w:t>cumprimentar pelo nome</w:t>
       </w:r>
       <w:r>
+        <w:rPr>
+          <w:lang w:val="pt_PT" w:bidi="pt_PT"/>
+        </w:rPr>
         <w:t xml:space="preserve">): Gaio deveria cumprimentar os amigos — ou seja, aqueles que aceitam o evangelho apostólico e vivem de acordo com a verdade (cf. </w:t>
       </w:r>
       <w:hyperlink r:id="rId44">
         <w:r>
+          <w:rPr>
+            <w:lang w:val="pt_PT" w:bidi="pt_PT"/>
+          </w:rPr>
           <w:rPr>
             <w:color w:val="0000EE"/>
             <w:u w:val="single"/>
@@ -935,10 +1716,21 @@
         </w:r>
       </w:hyperlink>
       <w:r>
+        <w:rPr>
+          <w:lang w:val="pt_PT" w:bidi="pt_PT"/>
+        </w:rPr>
         <w:t>).</w:t>
       </w:r>
-      <w:r/>
-      <w:r/>
+      <w:r>
+        <w:rPr>
+          <w:lang w:val="pt_PT" w:bidi="pt_PT"/>
+        </w:rPr>
+      </w:r>
+      <w:r>
+        <w:rPr>
+          <w:lang w:val="pt_PT" w:bidi="pt_PT"/>
+        </w:rPr>
+      </w:r>
     </w:p>
     <w:sectPr>
       <w:footnotePr>
@@ -2840,7 +3632,7 @@
     <w:rPrDefault>
       <w:rPr>
         <w:rFonts w:ascii="Times New Roman" w:eastAsia="Times New Roman" w:hAnsi="Times New Roman" w:cs="Times New Roman"/>
-        <w:lang w:val="en-US" w:eastAsia="en-US" w:bidi="ar-SA"/>
+        <w:lang w:val="pt_PT" w:eastAsia="en-US" w:bidi="ar-SA"/>
       </w:rPr>
     </w:rPrDefault>
     <w:pPrDefault/>

--- a/por/docx/64.content.docx
+++ b/por/docx/64.content.docx
@@ -28,19 +28,18 @@
       </w:r>
     </w:p>
     <w:p>
-      <w:pPr>
-        <w:pStyle w:val="Heading2"/>
-      </w:pPr>
-      <w:r>
-        <w:rPr>
-          <w:lang w:val="pt_PT" w:bidi="pt_PT"/>
-        </w:rPr>
-        <w:t>License Information</w:t>
-      </w:r>
-      <w:r>
-        <w:rPr>
-          <w:lang w:val="pt_PT" w:bidi="pt_PT"/>
-        </w:rPr>
+      <w:pPr/>
+      <w:r>
+        <w:rPr>
+          <w:lang w:val="pt_PT" w:bidi="pt_PT"/>
+        </w:rPr>
+      </w:r>
+      <w:r>
+        <w:rPr>
+          <w:b/>
+          <w:lang w:val="pt_PT" w:bidi="pt_PT"/>
+        </w:rPr>
+        <w:t>Aquifer Open Study Notes</w:t>
       </w:r>
     </w:p>
     <w:p>
@@ -52,22 +51,9 @@
       </w:r>
       <w:r>
         <w:rPr>
-          <w:b/>
-          <w:lang w:val="pt_PT" w:bidi="pt_PT"/>
-        </w:rPr>
-        <w:t>Notas de Estudo (Tyndale)</w:t>
-      </w:r>
-      <w:r>
-        <w:rPr>
-          <w:lang w:val="pt_PT" w:bidi="pt_PT"/>
-        </w:rPr>
-        <w:t xml:space="preserve"> (Portuguese) is based on</w:t>
-      </w:r>
-      <w:r>
-        <w:rPr>
-          <w:lang w:val="pt_PT" w:bidi="pt_PT"/>
-        </w:rPr>
-        <w:t xml:space="preserve">: </w:t>
+          <w:lang w:val="pt_PT" w:bidi="pt_PT"/>
+        </w:rPr>
+        <w:t xml:space="preserve">This work is an adaptation of </w:t>
       </w:r>
       <w:r>
         <w:rPr>
@@ -79,48 +65,19 @@
         <w:rPr>
           <w:lang w:val="pt_PT" w:bidi="pt_PT"/>
         </w:rPr>
-        <w:t xml:space="preserve">, </w:t>
-      </w:r>
-      <w:hyperlink r:id="rId13">
-        <w:r>
-          <w:rPr>
-            <w:lang w:val="pt_PT" w:bidi="pt_PT"/>
-          </w:rPr>
-          <w:rPr>
-            <w:color w:val="0000EE"/>
-            <w:u w:val="single"/>
-          </w:rPr>
-          <w:t>Tyndale House Publishers</w:t>
-        </w:r>
-      </w:hyperlink>
-      <w:r>
-        <w:rPr>
-          <w:lang w:val="pt_PT" w:bidi="pt_PT"/>
-        </w:rPr>
-        <w:t xml:space="preserve">, 2019, which is licensed under a </w:t>
-      </w:r>
-      <w:hyperlink r:id="rId14">
-        <w:r>
-          <w:rPr>
-            <w:lang w:val="pt_PT" w:bidi="pt_PT"/>
-          </w:rPr>
-          <w:rPr>
-            <w:color w:val="0000EE"/>
-            <w:u w:val="single"/>
-          </w:rPr>
-          <w:t>CC BY-SA 4.0 license</w:t>
-        </w:r>
-      </w:hyperlink>
-      <w:r>
-        <w:rPr>
-          <w:lang w:val="pt_PT" w:bidi="pt_PT"/>
-        </w:rPr>
-        <w:t>.</w:t>
-      </w:r>
-      <w:r>
-        <w:rPr>
-          <w:lang w:val="pt_PT" w:bidi="pt_PT"/>
-        </w:rPr>
+        <w:t xml:space="preserve"> © 2023 Tyndale House Publishers, licensed under the CC BY-SA 4.0 license. The adaptation, </w:t>
+      </w:r>
+      <w:r>
+        <w:rPr>
+          <w:lang w:val="pt_PT" w:bidi="pt_PT"/>
+        </w:rPr>
+        <w:t>Aquifer Open Study Notes</w:t>
+      </w:r>
+      <w:r>
+        <w:rPr>
+          <w:lang w:val="pt_PT" w:bidi="pt_PT"/>
+        </w:rPr>
+        <w:t>, was created by Mission Mutual and is also licensed under CC BY-SA 4.0.</w:t>
       </w:r>
     </w:p>
     <w:p>
@@ -134,7 +91,7 @@
         <w:rPr>
           <w:lang w:val="pt_PT" w:bidi="pt_PT"/>
         </w:rPr>
-        <w:t>This PDF version is provided under the same license.</w:t>
+        <w:t>This resource has been adapted into multiple languages, including English, Tok Pisin, Arabic (عربي), French (Français), Hindi (हिंदी), Indonesian (Bahasa Indonesia), Portuguese (Português), Russian (Русский), Spanish (Español), Swahili (Kiswahili), and Simplified Chinese (简体中文).</w:t>
       </w:r>
       <w:r>
         <w:rPr>
@@ -321,7 +278,7 @@
         </w:rPr>
         <w:t xml:space="preserve">). • Há várias pessoas chamadas "Gaio" no Novo Testamento (veja </w:t>
       </w:r>
-      <w:hyperlink r:id="rId15">
+      <w:hyperlink r:id="rId13">
         <w:r>
           <w:rPr>
             <w:lang w:val="pt_PT" w:bidi="pt_PT"/>
@@ -339,7 +296,7 @@
         </w:rPr>
         <w:t xml:space="preserve">; </w:t>
       </w:r>
-      <w:hyperlink r:id="rId16">
+      <w:hyperlink r:id="rId14">
         <w:r>
           <w:rPr>
             <w:lang w:val="pt_PT" w:bidi="pt_PT"/>
@@ -357,7 +314,7 @@
         </w:rPr>
         <w:t xml:space="preserve">; </w:t>
       </w:r>
-      <w:hyperlink r:id="rId17">
+      <w:hyperlink r:id="rId15">
         <w:r>
           <w:rPr>
             <w:lang w:val="pt_PT" w:bidi="pt_PT"/>
@@ -375,7 +332,7 @@
         </w:rPr>
         <w:t xml:space="preserve">; </w:t>
       </w:r>
-      <w:hyperlink r:id="rId18">
+      <w:hyperlink r:id="rId16">
         <w:r>
           <w:rPr>
             <w:lang w:val="pt_PT" w:bidi="pt_PT"/>
@@ -502,7 +459,7 @@
         </w:rPr>
         <w:t xml:space="preserve">) eram provavelmente emissários de João que viajavam de igreja em igreja, ensinando as Boas Novas e encorajando os cristãos (veja </w:t>
       </w:r>
-      <w:hyperlink r:id="rId19">
+      <w:hyperlink r:id="rId17">
         <w:r>
           <w:rPr>
             <w:lang w:val="pt_PT" w:bidi="pt_PT"/>
@@ -520,7 +477,7 @@
         </w:rPr>
         <w:t>,</w:t>
       </w:r>
-      <w:hyperlink r:id="rId20">
+      <w:hyperlink r:id="rId18">
         <w:r>
           <w:rPr>
             <w:lang w:val="pt_PT" w:bidi="pt_PT"/>
@@ -538,7 +495,7 @@
         </w:rPr>
         <w:t xml:space="preserve">). • você está vivendo de acordo com a verdade: Gaio era fiel ao evangelho apostólico de Jesus Cristo. Os falsos mestres negavam a realidade da encarnação ou a morte sacrificial de Jesus Cristo (cp. </w:t>
       </w:r>
-      <w:hyperlink r:id="rId21">
+      <w:hyperlink r:id="rId19">
         <w:r>
           <w:rPr>
             <w:lang w:val="pt_PT" w:bidi="pt_PT"/>
@@ -604,7 +561,7 @@
         </w:rPr>
         <w:t xml:space="preserve">Como em 2 João (veja </w:t>
       </w:r>
-      <w:hyperlink r:id="rId22">
+      <w:hyperlink r:id="rId20">
         <w:r>
           <w:rPr>
             <w:lang w:val="pt_PT" w:bidi="pt_PT"/>
@@ -622,7 +579,7 @@
         </w:rPr>
         <w:t>), a ênfase de João está em conhecer e seguir a verdade em contraste com Diótrefes e seus seguidores (</w:t>
       </w:r>
-      <w:hyperlink r:id="rId23">
+      <w:hyperlink r:id="rId21">
         <w:r>
           <w:rPr>
             <w:lang w:val="pt_PT" w:bidi="pt_PT"/>
@@ -701,7 +658,7 @@
         </w:rPr>
         <w:t>) enviados por João de igreja em igreja para afirmar o ensino dos apóstolos sobre Cristo (</w:t>
       </w:r>
-      <w:hyperlink r:id="rId24">
+      <w:hyperlink r:id="rId22">
         <w:r>
           <w:rPr>
             <w:lang w:val="pt_PT" w:bidi="pt_PT"/>
@@ -767,7 +724,7 @@
         </w:rPr>
         <w:t>João agora incentiva Gaio a continuar apoiando os mestres itinerantes que João havia enviado (</w:t>
       </w:r>
-      <w:hyperlink r:id="rId25">
+      <w:hyperlink r:id="rId23">
         <w:r>
           <w:rPr>
             <w:lang w:val="pt_PT" w:bidi="pt_PT"/>
@@ -833,7 +790,7 @@
         </w:rPr>
         <w:t>A igreja aqui estava provavelmente em Éfeso, onde João provavelmente estava hospedado. Éfeso era uma importante cidade portuária na província da Ásia, e a quarta maior cidade do Império Romano. Tornou-se uma cidade importante para a comunidade cristã (</w:t>
       </w:r>
-      <w:hyperlink r:id="rId26">
+      <w:hyperlink r:id="rId24">
         <w:r>
           <w:rPr>
             <w:lang w:val="pt_PT" w:bidi="pt_PT"/>
@@ -851,7 +808,7 @@
         </w:rPr>
         <w:t xml:space="preserve">; </w:t>
       </w:r>
-      <w:hyperlink r:id="rId27">
+      <w:hyperlink r:id="rId25">
         <w:r>
           <w:rPr>
             <w:lang w:val="pt_PT" w:bidi="pt_PT"/>
@@ -869,7 +826,7 @@
         </w:rPr>
         <w:t xml:space="preserve">; </w:t>
       </w:r>
-      <w:hyperlink r:id="rId28">
+      <w:hyperlink r:id="rId26">
         <w:r>
           <w:rPr>
             <w:lang w:val="pt_PT" w:bidi="pt_PT"/>
@@ -887,7 +844,7 @@
         </w:rPr>
         <w:t xml:space="preserve">; </w:t>
       </w:r>
-      <w:hyperlink r:id="rId29">
+      <w:hyperlink r:id="rId27">
         <w:r>
           <w:rPr>
             <w:lang w:val="pt_PT" w:bidi="pt_PT"/>
@@ -979,7 +936,7 @@
         </w:rPr>
         <w:t xml:space="preserve"> representava Jesus Cristo (veja </w:t>
       </w:r>
-      <w:hyperlink r:id="rId30">
+      <w:hyperlink r:id="rId28">
         <w:r>
           <w:rPr>
             <w:lang w:val="pt_PT" w:bidi="pt_PT"/>
@@ -1010,7 +967,7 @@
         </w:rPr>
         <w:t xml:space="preserve"> mas confiar totalmente nas igrejas para seu sustento. Cristãos que apoiam mestres itinerantes legítimos tornam-se seus parceiros enquanto ensinam a verdade (veja </w:t>
       </w:r>
-      <w:hyperlink r:id="rId31">
+      <w:hyperlink r:id="rId29">
         <w:r>
           <w:rPr>
             <w:lang w:val="pt_PT" w:bidi="pt_PT"/>
@@ -1028,7 +985,7 @@
         </w:rPr>
         <w:t xml:space="preserve">; </w:t>
       </w:r>
-      <w:hyperlink r:id="rId32">
+      <w:hyperlink r:id="rId30">
         <w:r>
           <w:rPr>
             <w:lang w:val="pt_PT" w:bidi="pt_PT"/>
@@ -1094,7 +1051,7 @@
         </w:rPr>
         <w:t xml:space="preserve">Escrevi à igreja sobre isso: Isso pode se referir a 1 João ou a uma carta que agora está perdida. • Diótrefes estava cheio de orgulho e egocentrismo (cf. </w:t>
       </w:r>
-      <w:hyperlink r:id="rId33">
+      <w:hyperlink r:id="rId31">
         <w:r>
           <w:rPr>
             <w:lang w:val="pt_PT" w:bidi="pt_PT"/>
@@ -1112,7 +1069,7 @@
         </w:rPr>
         <w:t xml:space="preserve">), motivado por ambição egoísta. • recusa-se a ter qualquer coisa a ver conosco: Esta dissidência foi uma das questões-chave que João tratou em 1 João (veja, por exemplo, </w:t>
       </w:r>
-      <w:hyperlink r:id="rId34">
+      <w:hyperlink r:id="rId32">
         <w:r>
           <w:rPr>
             <w:lang w:val="pt_PT" w:bidi="pt_PT"/>
@@ -1130,7 +1087,7 @@
         </w:rPr>
         <w:t xml:space="preserve">; </w:t>
       </w:r>
-      <w:hyperlink r:id="rId35">
+      <w:hyperlink r:id="rId33">
         <w:r>
           <w:rPr>
             <w:lang w:val="pt_PT" w:bidi="pt_PT"/>
@@ -1244,7 +1201,7 @@
         </w:rPr>
         <w:t>aqueles que fazem o mal: Diótrefes foi condenado por sua falha em viver pela regra cristã do amor (</w:t>
       </w:r>
-      <w:hyperlink r:id="rId36">
+      <w:hyperlink r:id="rId34">
         <w:r>
           <w:rPr>
             <w:lang w:val="pt_PT" w:bidi="pt_PT"/>
@@ -1310,7 +1267,7 @@
         </w:rPr>
         <w:t>Demétrio era o oposto de Diótrefes, um exemplo excelente de alguém que conhece a verdade e a pratica (</w:t>
       </w:r>
-      <w:hyperlink r:id="rId25">
+      <w:hyperlink r:id="rId23">
         <w:r>
           <w:rPr>
             <w:lang w:val="pt_PT" w:bidi="pt_PT"/>
@@ -1328,7 +1285,7 @@
         </w:rPr>
         <w:t xml:space="preserve">). A colocação do nome de Demétrio no final da carta sugere que ele foi quem levou a carta de João a Gaio (cf. </w:t>
       </w:r>
-      <w:hyperlink r:id="rId37">
+      <w:hyperlink r:id="rId35">
         <w:r>
           <w:rPr>
             <w:lang w:val="pt_PT" w:bidi="pt_PT"/>
@@ -1346,7 +1303,7 @@
         </w:rPr>
         <w:t xml:space="preserve">; </w:t>
       </w:r>
-      <w:hyperlink r:id="rId38">
+      <w:hyperlink r:id="rId36">
         <w:r>
           <w:rPr>
             <w:lang w:val="pt_PT" w:bidi="pt_PT"/>
@@ -1425,7 +1382,7 @@
         </w:rPr>
         <w:t xml:space="preserve">): Na antiguidade, a escrita era tipicamente feita com um estilete moldado a partir de uma cana e tinta de carbono preta (veja também </w:t>
       </w:r>
-      <w:hyperlink r:id="rId39">
+      <w:hyperlink r:id="rId37">
         <w:r>
           <w:rPr>
             <w:lang w:val="pt_PT" w:bidi="pt_PT"/>
@@ -1552,7 +1509,7 @@
         </w:rPr>
         <w:t xml:space="preserve"> veja também </w:t>
       </w:r>
-      <w:hyperlink r:id="rId39">
+      <w:hyperlink r:id="rId37">
         <w:r>
           <w:rPr>
             <w:lang w:val="pt_PT" w:bidi="pt_PT"/>
@@ -1618,7 +1575,7 @@
         </w:rPr>
         <w:t>João encerra sua carta com sua despedida e com saudações a outros. • Paz esteja com você: Esta era uma saudação tradicional entre os judeus (</w:t>
       </w:r>
-      <w:hyperlink r:id="rId40">
+      <w:hyperlink r:id="rId38">
         <w:r>
           <w:rPr>
             <w:lang w:val="pt_PT" w:bidi="pt_PT"/>
@@ -1636,7 +1593,7 @@
         </w:rPr>
         <w:t xml:space="preserve">; </w:t>
       </w:r>
-      <w:hyperlink r:id="rId41">
+      <w:hyperlink r:id="rId39">
         <w:r>
           <w:rPr>
             <w:lang w:val="pt_PT" w:bidi="pt_PT"/>
@@ -1654,7 +1611,7 @@
         </w:rPr>
         <w:t>), que ganhou um significado maior para os cristãos porque Jesus a usou após sua ressurreição (</w:t>
       </w:r>
-      <w:hyperlink r:id="rId42">
+      <w:hyperlink r:id="rId40">
         <w:r>
           <w:rPr>
             <w:lang w:val="pt_PT" w:bidi="pt_PT"/>
@@ -1672,7 +1629,7 @@
         </w:rPr>
         <w:t>,</w:t>
       </w:r>
-      <w:hyperlink r:id="rId43">
+      <w:hyperlink r:id="rId41">
         <w:r>
           <w:rPr>
             <w:lang w:val="pt_PT" w:bidi="pt_PT"/>
@@ -1703,7 +1660,7 @@
         </w:rPr>
         <w:t xml:space="preserve">): Gaio deveria cumprimentar os amigos — ou seja, aqueles que aceitam o evangelho apostólico e vivem de acordo com a verdade (cf. </w:t>
       </w:r>
-      <w:hyperlink r:id="rId44">
+      <w:hyperlink r:id="rId42">
         <w:r>
           <w:rPr>
             <w:lang w:val="pt_PT" w:bidi="pt_PT"/>

--- a/por/docx/64.content.docx
+++ b/por/docx/64.content.docx
@@ -163,13 +163,6 @@
         <w:rPr>
           <w:lang w:val="pt_PT" w:bidi="pt_PT"/>
         </w:rPr>
-      </w:r>
-      <w:r>
-        <w:rPr>
-          <w:i/>
-          <w:lang w:val="pt_PT" w:bidi="pt_PT"/>
-        </w:rPr>
-        <w:t>3 João 1.1, 3 João 1.1–4, 3 João 1.3, 3 João 1.4, 3 João 1.5, 3 João 1.5–8, 3 João 1.6, 3 João 1.7–8, 3 João 1.9, 3 João 1.9–12, 3 João 1.11, 3 João 1.12, 3 João 1.13, 3 João 1.13–15, 3 João 1.14, 3 João 1.15</w:t>
       </w:r>
       <w:r>
         <w:rPr>

--- a/por/docx/64.content.docx
+++ b/por/docx/64.content.docx
@@ -150,19 +150,6 @@
           <w:lang w:val="pt_PT" w:bidi="pt_PT"/>
         </w:rPr>
         <w:t>3JN</w:t>
-      </w:r>
-      <w:r>
-        <w:rPr>
-          <w:lang w:val="pt_PT" w:bidi="pt_PT"/>
-        </w:rPr>
-      </w:r>
-    </w:p>
-    <w:p>
-      <w:pPr/>
-      <w:r>
-        <w:rPr>
-          <w:lang w:val="pt_PT" w:bidi="pt_PT"/>
-        </w:rPr>
       </w:r>
       <w:r>
         <w:rPr>

--- a/por/docx/64.content.docx
+++ b/por/docx/64.content.docx
@@ -19,7 +19,7 @@
         <w:rPr>
           <w:lang w:val="pt_PT" w:bidi="pt_PT"/>
         </w:rPr>
-        <w:t>Resource: Notas de Estudo (Tyndale)</w:t>
+        <w:t>Resource: Tyndale Open Study Notes</w:t>
       </w:r>
       <w:r>
         <w:rPr>
@@ -112,7 +112,7 @@
         <w:rPr>
           <w:lang w:val="pt_PT" w:bidi="pt_PT"/>
         </w:rPr>
-        <w:t>Notas de Estudo (Tyndale)</w:t>
+        <w:t>Tyndale Open Study Notes</w:t>
       </w:r>
     </w:p>
     <w:p>

--- a/por/docx/64.content.docx
+++ b/por/docx/64.content.docx
@@ -19,7 +19,7 @@
         <w:rPr>
           <w:lang w:val="pt_PT" w:bidi="pt_PT"/>
         </w:rPr>
-        <w:t>Resource: Tyndale Open Study Notes</w:t>
+        <w:t>Resource: Aquifer Open Study Notes</w:t>
       </w:r>
       <w:r>
         <w:rPr>
@@ -112,7 +112,7 @@
         <w:rPr>
           <w:lang w:val="pt_PT" w:bidi="pt_PT"/>
         </w:rPr>
-        <w:t>Tyndale Open Study Notes</w:t>
+        <w:t>Aquifer Open Study Notes</w:t>
       </w:r>
     </w:p>
     <w:p>

--- a/por/docx/64.content.docx
+++ b/por/docx/64.content.docx
@@ -258,72 +258,48 @@
         </w:rPr>
         <w:t xml:space="preserve">). • Há várias pessoas chamadas "Gaio" no Novo Testamento (veja </w:t>
       </w:r>
-      <w:hyperlink r:id="rId13">
-        <w:r>
-          <w:rPr>
-            <w:lang w:val="pt_PT" w:bidi="pt_PT"/>
-          </w:rPr>
-          <w:rPr>
-            <w:color w:val="0000EE"/>
-            <w:u w:val="single"/>
-          </w:rPr>
-          <w:t>At 19.29</w:t>
-        </w:r>
-      </w:hyperlink>
+      <w:r>
+        <w:rPr>
+          <w:lang w:val="pt_PT" w:bidi="pt_PT"/>
+        </w:rPr>
+        <w:t>At 19.29</w:t>
+      </w:r>
       <w:r>
         <w:rPr>
           <w:lang w:val="pt_PT" w:bidi="pt_PT"/>
         </w:rPr>
         <w:t xml:space="preserve">; </w:t>
       </w:r>
-      <w:hyperlink r:id="rId14">
-        <w:r>
-          <w:rPr>
-            <w:lang w:val="pt_PT" w:bidi="pt_PT"/>
-          </w:rPr>
-          <w:rPr>
-            <w:color w:val="0000EE"/>
-            <w:u w:val="single"/>
-          </w:rPr>
-          <w:t>20.4</w:t>
-        </w:r>
-      </w:hyperlink>
+      <w:r>
+        <w:rPr>
+          <w:lang w:val="pt_PT" w:bidi="pt_PT"/>
+        </w:rPr>
+        <w:t>20.4</w:t>
+      </w:r>
       <w:r>
         <w:rPr>
           <w:lang w:val="pt_PT" w:bidi="pt_PT"/>
         </w:rPr>
         <w:t xml:space="preserve">; </w:t>
       </w:r>
-      <w:hyperlink r:id="rId15">
-        <w:r>
-          <w:rPr>
-            <w:lang w:val="pt_PT" w:bidi="pt_PT"/>
-          </w:rPr>
-          <w:rPr>
-            <w:color w:val="0000EE"/>
-            <w:u w:val="single"/>
-          </w:rPr>
-          <w:t>Rm 16.23</w:t>
-        </w:r>
-      </w:hyperlink>
+      <w:r>
+        <w:rPr>
+          <w:lang w:val="pt_PT" w:bidi="pt_PT"/>
+        </w:rPr>
+        <w:t>Rm 16.23</w:t>
+      </w:r>
       <w:r>
         <w:rPr>
           <w:lang w:val="pt_PT" w:bidi="pt_PT"/>
         </w:rPr>
         <w:t xml:space="preserve">; </w:t>
       </w:r>
-      <w:hyperlink r:id="rId16">
-        <w:r>
-          <w:rPr>
-            <w:lang w:val="pt_PT" w:bidi="pt_PT"/>
-          </w:rPr>
-          <w:rPr>
-            <w:color w:val="0000EE"/>
-            <w:u w:val="single"/>
-          </w:rPr>
-          <w:t>1Co 1.14</w:t>
-        </w:r>
-      </w:hyperlink>
+      <w:r>
+        <w:rPr>
+          <w:lang w:val="pt_PT" w:bidi="pt_PT"/>
+        </w:rPr>
+        <w:t>1Co 1.14</w:t>
+      </w:r>
       <w:r>
         <w:rPr>
           <w:lang w:val="pt_PT" w:bidi="pt_PT"/>
@@ -439,54 +415,36 @@
         </w:rPr>
         <w:t xml:space="preserve">) eram provavelmente emissários de João que viajavam de igreja em igreja, ensinando as Boas Novas e encorajando os cristãos (veja </w:t>
       </w:r>
-      <w:hyperlink r:id="rId17">
-        <w:r>
-          <w:rPr>
-            <w:lang w:val="pt_PT" w:bidi="pt_PT"/>
-          </w:rPr>
-          <w:rPr>
-            <w:color w:val="0000EE"/>
-            <w:u w:val="single"/>
-          </w:rPr>
-          <w:t>1.5</w:t>
-        </w:r>
-      </w:hyperlink>
+      <w:r>
+        <w:rPr>
+          <w:lang w:val="pt_PT" w:bidi="pt_PT"/>
+        </w:rPr>
+        <w:t>1.5</w:t>
+      </w:r>
       <w:r>
         <w:rPr>
           <w:lang w:val="pt_PT" w:bidi="pt_PT"/>
         </w:rPr>
         <w:t>,</w:t>
       </w:r>
-      <w:hyperlink r:id="rId18">
-        <w:r>
-          <w:rPr>
-            <w:lang w:val="pt_PT" w:bidi="pt_PT"/>
-          </w:rPr>
-          <w:rPr>
-            <w:color w:val="0000EE"/>
-            <w:u w:val="single"/>
-          </w:rPr>
-          <w:t>10</w:t>
-        </w:r>
-      </w:hyperlink>
+      <w:r>
+        <w:rPr>
+          <w:lang w:val="pt_PT" w:bidi="pt_PT"/>
+        </w:rPr>
+        <w:t>10</w:t>
+      </w:r>
       <w:r>
         <w:rPr>
           <w:lang w:val="pt_PT" w:bidi="pt_PT"/>
         </w:rPr>
         <w:t xml:space="preserve">). • você está vivendo de acordo com a verdade: Gaio era fiel ao evangelho apostólico de Jesus Cristo. Os falsos mestres negavam a realidade da encarnação ou a morte sacrificial de Jesus Cristo (cp. </w:t>
       </w:r>
-      <w:hyperlink r:id="rId19">
-        <w:r>
-          <w:rPr>
-            <w:lang w:val="pt_PT" w:bidi="pt_PT"/>
-          </w:rPr>
-          <w:rPr>
-            <w:color w:val="0000EE"/>
-            <w:u w:val="single"/>
-          </w:rPr>
-          <w:t>1Jo 4.1–3</w:t>
-        </w:r>
-      </w:hyperlink>
+      <w:r>
+        <w:rPr>
+          <w:lang w:val="pt_PT" w:bidi="pt_PT"/>
+        </w:rPr>
+        <w:t>1Jo 4.1–3</w:t>
+      </w:r>
       <w:r>
         <w:rPr>
           <w:lang w:val="pt_PT" w:bidi="pt_PT"/>
@@ -541,36 +499,24 @@
         </w:rPr>
         <w:t xml:space="preserve">Como em 2 João (veja </w:t>
       </w:r>
-      <w:hyperlink r:id="rId20">
-        <w:r>
-          <w:rPr>
-            <w:lang w:val="pt_PT" w:bidi="pt_PT"/>
-          </w:rPr>
-          <w:rPr>
-            <w:color w:val="0000EE"/>
-            <w:u w:val="single"/>
-          </w:rPr>
-          <w:t>2 Jo 1.1–4</w:t>
-        </w:r>
-      </w:hyperlink>
+      <w:r>
+        <w:rPr>
+          <w:lang w:val="pt_PT" w:bidi="pt_PT"/>
+        </w:rPr>
+        <w:t>2 Jo 1.1–4</w:t>
+      </w:r>
       <w:r>
         <w:rPr>
           <w:lang w:val="pt_PT" w:bidi="pt_PT"/>
         </w:rPr>
         <w:t>), a ênfase de João está em conhecer e seguir a verdade em contraste com Diótrefes e seus seguidores (</w:t>
       </w:r>
-      <w:hyperlink r:id="rId21">
-        <w:r>
-          <w:rPr>
-            <w:lang w:val="pt_PT" w:bidi="pt_PT"/>
-          </w:rPr>
-          <w:rPr>
-            <w:color w:val="0000EE"/>
-            <w:u w:val="single"/>
-          </w:rPr>
-          <w:t>3 Jo 1.9</w:t>
-        </w:r>
-      </w:hyperlink>
+      <w:r>
+        <w:rPr>
+          <w:lang w:val="pt_PT" w:bidi="pt_PT"/>
+        </w:rPr>
+        <w:t>3 Jo 1.9</w:t>
+      </w:r>
       <w:r>
         <w:rPr>
           <w:lang w:val="pt_PT" w:bidi="pt_PT"/>
@@ -638,18 +584,12 @@
         </w:rPr>
         <w:t>) enviados por João de igreja em igreja para afirmar o ensino dos apóstolos sobre Cristo (</w:t>
       </w:r>
-      <w:hyperlink r:id="rId22">
-        <w:r>
-          <w:rPr>
-            <w:lang w:val="pt_PT" w:bidi="pt_PT"/>
-          </w:rPr>
-          <w:rPr>
-            <w:color w:val="0000EE"/>
-            <w:u w:val="single"/>
-          </w:rPr>
-          <w:t>1.7–8</w:t>
-        </w:r>
-      </w:hyperlink>
+      <w:r>
+        <w:rPr>
+          <w:lang w:val="pt_PT" w:bidi="pt_PT"/>
+        </w:rPr>
+        <w:t>1.7–8</w:t>
+      </w:r>
       <w:r>
         <w:rPr>
           <w:lang w:val="pt_PT" w:bidi="pt_PT"/>
@@ -704,18 +644,12 @@
         </w:rPr>
         <w:t>João agora incentiva Gaio a continuar apoiando os mestres itinerantes que João havia enviado (</w:t>
       </w:r>
-      <w:hyperlink r:id="rId23">
-        <w:r>
-          <w:rPr>
-            <w:lang w:val="pt_PT" w:bidi="pt_PT"/>
-          </w:rPr>
-          <w:rPr>
-            <w:color w:val="0000EE"/>
-            <w:u w:val="single"/>
-          </w:rPr>
-          <w:t>1.3</w:t>
-        </w:r>
-      </w:hyperlink>
+      <w:r>
+        <w:rPr>
+          <w:lang w:val="pt_PT" w:bidi="pt_PT"/>
+        </w:rPr>
+        <w:t>1.3</w:t>
+      </w:r>
       <w:r>
         <w:rPr>
           <w:lang w:val="pt_PT" w:bidi="pt_PT"/>
@@ -770,72 +704,48 @@
         </w:rPr>
         <w:t>A igreja aqui estava provavelmente em Éfeso, onde João provavelmente estava hospedado. Éfeso era uma importante cidade portuária na província da Ásia, e a quarta maior cidade do Império Romano. Tornou-se uma cidade importante para a comunidade cristã (</w:t>
       </w:r>
-      <w:hyperlink r:id="rId24">
-        <w:r>
-          <w:rPr>
-            <w:lang w:val="pt_PT" w:bidi="pt_PT"/>
-          </w:rPr>
-          <w:rPr>
-            <w:color w:val="0000EE"/>
-            <w:u w:val="single"/>
-          </w:rPr>
-          <w:t>At 18.19–19.41</w:t>
-        </w:r>
-      </w:hyperlink>
+      <w:r>
+        <w:rPr>
+          <w:lang w:val="pt_PT" w:bidi="pt_PT"/>
+        </w:rPr>
+        <w:t>At 18.19–19.41</w:t>
+      </w:r>
       <w:r>
         <w:rPr>
           <w:lang w:val="pt_PT" w:bidi="pt_PT"/>
         </w:rPr>
         <w:t xml:space="preserve">; </w:t>
       </w:r>
-      <w:hyperlink r:id="rId25">
-        <w:r>
-          <w:rPr>
-            <w:lang w:val="pt_PT" w:bidi="pt_PT"/>
-          </w:rPr>
-          <w:rPr>
-            <w:color w:val="0000EE"/>
-            <w:u w:val="single"/>
-          </w:rPr>
-          <w:t>1Tm 1.3</w:t>
-        </w:r>
-      </w:hyperlink>
+      <w:r>
+        <w:rPr>
+          <w:lang w:val="pt_PT" w:bidi="pt_PT"/>
+        </w:rPr>
+        <w:t>1Tm 1.3</w:t>
+      </w:r>
       <w:r>
         <w:rPr>
           <w:lang w:val="pt_PT" w:bidi="pt_PT"/>
         </w:rPr>
         <w:t xml:space="preserve">; </w:t>
       </w:r>
-      <w:hyperlink r:id="rId26">
-        <w:r>
-          <w:rPr>
-            <w:lang w:val="pt_PT" w:bidi="pt_PT"/>
-          </w:rPr>
-          <w:rPr>
-            <w:color w:val="0000EE"/>
-            <w:u w:val="single"/>
-          </w:rPr>
-          <w:t>1 Pe 1.1</w:t>
-        </w:r>
-      </w:hyperlink>
+      <w:r>
+        <w:rPr>
+          <w:lang w:val="pt_PT" w:bidi="pt_PT"/>
+        </w:rPr>
+        <w:t>1 Pe 1.1</w:t>
+      </w:r>
       <w:r>
         <w:rPr>
           <w:lang w:val="pt_PT" w:bidi="pt_PT"/>
         </w:rPr>
         <w:t xml:space="preserve">; </w:t>
       </w:r>
-      <w:hyperlink r:id="rId27">
-        <w:r>
-          <w:rPr>
-            <w:lang w:val="pt_PT" w:bidi="pt_PT"/>
-          </w:rPr>
-          <w:rPr>
-            <w:color w:val="0000EE"/>
-            <w:u w:val="single"/>
-          </w:rPr>
-          <w:t>Ap 2.1–7</w:t>
-        </w:r>
-      </w:hyperlink>
+      <w:r>
+        <w:rPr>
+          <w:lang w:val="pt_PT" w:bidi="pt_PT"/>
+        </w:rPr>
+        <w:t>Ap 2.1–7</w:t>
+      </w:r>
       <w:r>
         <w:rPr>
           <w:lang w:val="pt_PT" w:bidi="pt_PT"/>
@@ -916,18 +826,12 @@
         </w:rPr>
         <w:t xml:space="preserve"> representava Jesus Cristo (veja </w:t>
       </w:r>
-      <w:hyperlink r:id="rId28">
-        <w:r>
-          <w:rPr>
-            <w:lang w:val="pt_PT" w:bidi="pt_PT"/>
-          </w:rPr>
-          <w:rPr>
-            <w:color w:val="0000EE"/>
-            <w:u w:val="single"/>
-          </w:rPr>
-          <w:t>At 5.41</w:t>
-        </w:r>
-      </w:hyperlink>
+      <w:r>
+        <w:rPr>
+          <w:lang w:val="pt_PT" w:bidi="pt_PT"/>
+        </w:rPr>
+        <w:t>At 5.41</w:t>
+      </w:r>
       <w:r>
         <w:rPr>
           <w:lang w:val="pt_PT" w:bidi="pt_PT"/>
@@ -947,36 +851,24 @@
         </w:rPr>
         <w:t xml:space="preserve"> mas confiar totalmente nas igrejas para seu sustento. Cristãos que apoiam mestres itinerantes legítimos tornam-se seus parceiros enquanto ensinam a verdade (veja </w:t>
       </w:r>
-      <w:hyperlink r:id="rId29">
-        <w:r>
-          <w:rPr>
-            <w:lang w:val="pt_PT" w:bidi="pt_PT"/>
-          </w:rPr>
-          <w:rPr>
-            <w:color w:val="0000EE"/>
-            <w:u w:val="single"/>
-          </w:rPr>
-          <w:t>Mt 10.41–42</w:t>
-        </w:r>
-      </w:hyperlink>
+      <w:r>
+        <w:rPr>
+          <w:lang w:val="pt_PT" w:bidi="pt_PT"/>
+        </w:rPr>
+        <w:t>Mt 10.41–42</w:t>
+      </w:r>
       <w:r>
         <w:rPr>
           <w:lang w:val="pt_PT" w:bidi="pt_PT"/>
         </w:rPr>
         <w:t xml:space="preserve">; </w:t>
       </w:r>
-      <w:hyperlink r:id="rId30">
-        <w:r>
-          <w:rPr>
-            <w:lang w:val="pt_PT" w:bidi="pt_PT"/>
-          </w:rPr>
-          <w:rPr>
-            <w:color w:val="0000EE"/>
-            <w:u w:val="single"/>
-          </w:rPr>
-          <w:t>Fp 4.15–19</w:t>
-        </w:r>
-      </w:hyperlink>
+      <w:r>
+        <w:rPr>
+          <w:lang w:val="pt_PT" w:bidi="pt_PT"/>
+        </w:rPr>
+        <w:t>Fp 4.15–19</w:t>
+      </w:r>
       <w:r>
         <w:rPr>
           <w:lang w:val="pt_PT" w:bidi="pt_PT"/>
@@ -1031,54 +923,36 @@
         </w:rPr>
         <w:t xml:space="preserve">Escrevi à igreja sobre isso: Isso pode se referir a 1 João ou a uma carta que agora está perdida. • Diótrefes estava cheio de orgulho e egocentrismo (cf. </w:t>
       </w:r>
-      <w:hyperlink r:id="rId31">
-        <w:r>
-          <w:rPr>
-            <w:lang w:val="pt_PT" w:bidi="pt_PT"/>
-          </w:rPr>
-          <w:rPr>
-            <w:color w:val="0000EE"/>
-            <w:u w:val="single"/>
-          </w:rPr>
-          <w:t>1Tm 3.6</w:t>
-        </w:r>
-      </w:hyperlink>
+      <w:r>
+        <w:rPr>
+          <w:lang w:val="pt_PT" w:bidi="pt_PT"/>
+        </w:rPr>
+        <w:t>1Tm 3.6</w:t>
+      </w:r>
       <w:r>
         <w:rPr>
           <w:lang w:val="pt_PT" w:bidi="pt_PT"/>
         </w:rPr>
         <w:t xml:space="preserve">), motivado por ambição egoísta. • recusa-se a ter qualquer coisa a ver conosco: Esta dissidência foi uma das questões-chave que João tratou em 1 João (veja, por exemplo, </w:t>
       </w:r>
-      <w:hyperlink r:id="rId32">
-        <w:r>
-          <w:rPr>
-            <w:lang w:val="pt_PT" w:bidi="pt_PT"/>
-          </w:rPr>
-          <w:rPr>
-            <w:color w:val="0000EE"/>
-            <w:u w:val="single"/>
-          </w:rPr>
-          <w:t>1Jo 2.19</w:t>
-        </w:r>
-      </w:hyperlink>
+      <w:r>
+        <w:rPr>
+          <w:lang w:val="pt_PT" w:bidi="pt_PT"/>
+        </w:rPr>
+        <w:t>1Jo 2.19</w:t>
+      </w:r>
       <w:r>
         <w:rPr>
           <w:lang w:val="pt_PT" w:bidi="pt_PT"/>
         </w:rPr>
         <w:t xml:space="preserve">; </w:t>
       </w:r>
-      <w:hyperlink r:id="rId33">
-        <w:r>
-          <w:rPr>
-            <w:lang w:val="pt_PT" w:bidi="pt_PT"/>
-          </w:rPr>
-          <w:rPr>
-            <w:color w:val="0000EE"/>
-            <w:u w:val="single"/>
-          </w:rPr>
-          <w:t>4.5–6</w:t>
-        </w:r>
-      </w:hyperlink>
+      <w:r>
+        <w:rPr>
+          <w:lang w:val="pt_PT" w:bidi="pt_PT"/>
+        </w:rPr>
+        <w:t>4.5–6</w:t>
+      </w:r>
       <w:r>
         <w:rPr>
           <w:lang w:val="pt_PT" w:bidi="pt_PT"/>
@@ -1181,18 +1055,12 @@
         </w:rPr>
         <w:t>aqueles que fazem o mal: Diótrefes foi condenado por sua falha em viver pela regra cristã do amor (</w:t>
       </w:r>
-      <w:hyperlink r:id="rId34">
-        <w:r>
-          <w:rPr>
-            <w:lang w:val="pt_PT" w:bidi="pt_PT"/>
-          </w:rPr>
-          <w:rPr>
-            <w:color w:val="0000EE"/>
-            <w:u w:val="single"/>
-          </w:rPr>
-          <w:t>1 Jo 3.10–14</w:t>
-        </w:r>
-      </w:hyperlink>
+      <w:r>
+        <w:rPr>
+          <w:lang w:val="pt_PT" w:bidi="pt_PT"/>
+        </w:rPr>
+        <w:t>1 Jo 3.10–14</w:t>
+      </w:r>
       <w:r>
         <w:rPr>
           <w:lang w:val="pt_PT" w:bidi="pt_PT"/>
@@ -1247,54 +1115,36 @@
         </w:rPr>
         <w:t>Demétrio era o oposto de Diótrefes, um exemplo excelente de alguém que conhece a verdade e a pratica (</w:t>
       </w:r>
-      <w:hyperlink r:id="rId23">
-        <w:r>
-          <w:rPr>
-            <w:lang w:val="pt_PT" w:bidi="pt_PT"/>
-          </w:rPr>
-          <w:rPr>
-            <w:color w:val="0000EE"/>
-            <w:u w:val="single"/>
-          </w:rPr>
-          <w:t>1.3</w:t>
-        </w:r>
-      </w:hyperlink>
+      <w:r>
+        <w:rPr>
+          <w:lang w:val="pt_PT" w:bidi="pt_PT"/>
+        </w:rPr>
+        <w:t>1.3</w:t>
+      </w:r>
       <w:r>
         <w:rPr>
           <w:lang w:val="pt_PT" w:bidi="pt_PT"/>
         </w:rPr>
         <w:t xml:space="preserve">). A colocação do nome de Demétrio no final da carta sugere que ele foi quem levou a carta de João a Gaio (cf. </w:t>
       </w:r>
-      <w:hyperlink r:id="rId35">
-        <w:r>
-          <w:rPr>
-            <w:lang w:val="pt_PT" w:bidi="pt_PT"/>
-          </w:rPr>
-          <w:rPr>
-            <w:color w:val="0000EE"/>
-            <w:u w:val="single"/>
-          </w:rPr>
-          <w:t>Cl 4.7–9</w:t>
-        </w:r>
-      </w:hyperlink>
+      <w:r>
+        <w:rPr>
+          <w:lang w:val="pt_PT" w:bidi="pt_PT"/>
+        </w:rPr>
+        <w:t>Cl 4.7–9</w:t>
+      </w:r>
       <w:r>
         <w:rPr>
           <w:lang w:val="pt_PT" w:bidi="pt_PT"/>
         </w:rPr>
         <w:t xml:space="preserve">; </w:t>
       </w:r>
-      <w:hyperlink r:id="rId36">
-        <w:r>
-          <w:rPr>
-            <w:lang w:val="pt_PT" w:bidi="pt_PT"/>
-          </w:rPr>
-          <w:rPr>
-            <w:color w:val="0000EE"/>
-            <w:u w:val="single"/>
-          </w:rPr>
-          <w:t>1Pe 5.12</w:t>
-        </w:r>
-      </w:hyperlink>
+      <w:r>
+        <w:rPr>
+          <w:lang w:val="pt_PT" w:bidi="pt_PT"/>
+        </w:rPr>
+        <w:t>1Pe 5.12</w:t>
+      </w:r>
       <w:r>
         <w:rPr>
           <w:lang w:val="pt_PT" w:bidi="pt_PT"/>
@@ -1362,18 +1212,12 @@
         </w:rPr>
         <w:t xml:space="preserve">): Na antiguidade, a escrita era tipicamente feita com um estilete moldado a partir de uma cana e tinta de carbono preta (veja também </w:t>
       </w:r>
-      <w:hyperlink r:id="rId37">
-        <w:r>
-          <w:rPr>
-            <w:lang w:val="pt_PT" w:bidi="pt_PT"/>
-          </w:rPr>
-          <w:rPr>
-            <w:color w:val="0000EE"/>
-            <w:u w:val="single"/>
-          </w:rPr>
-          <w:t>2 Jo 1.12</w:t>
-        </w:r>
-      </w:hyperlink>
+      <w:r>
+        <w:rPr>
+          <w:lang w:val="pt_PT" w:bidi="pt_PT"/>
+        </w:rPr>
+        <w:t>2 Jo 1.12</w:t>
+      </w:r>
       <w:r>
         <w:rPr>
           <w:lang w:val="pt_PT" w:bidi="pt_PT"/>
@@ -1489,18 +1333,12 @@
         </w:rPr>
         <w:t xml:space="preserve"> veja também </w:t>
       </w:r>
-      <w:hyperlink r:id="rId37">
-        <w:r>
-          <w:rPr>
-            <w:lang w:val="pt_PT" w:bidi="pt_PT"/>
-          </w:rPr>
-          <w:rPr>
-            <w:color w:val="0000EE"/>
-            <w:u w:val="single"/>
-          </w:rPr>
-          <w:t>2 Jo 1.12</w:t>
-        </w:r>
-      </w:hyperlink>
+      <w:r>
+        <w:rPr>
+          <w:lang w:val="pt_PT" w:bidi="pt_PT"/>
+        </w:rPr>
+        <w:t>2 Jo 1.12</w:t>
+      </w:r>
       <w:r>
         <w:rPr>
           <w:lang w:val="pt_PT" w:bidi="pt_PT"/>
@@ -1555,72 +1393,48 @@
         </w:rPr>
         <w:t>João encerra sua carta com sua despedida e com saudações a outros. • Paz esteja com você: Esta era uma saudação tradicional entre os judeus (</w:t>
       </w:r>
-      <w:hyperlink r:id="rId38">
-        <w:r>
-          <w:rPr>
-            <w:lang w:val="pt_PT" w:bidi="pt_PT"/>
-          </w:rPr>
-          <w:rPr>
-            <w:color w:val="0000EE"/>
-            <w:u w:val="single"/>
-          </w:rPr>
-          <w:t>Mt 10.12</w:t>
-        </w:r>
-      </w:hyperlink>
+      <w:r>
+        <w:rPr>
+          <w:lang w:val="pt_PT" w:bidi="pt_PT"/>
+        </w:rPr>
+        <w:t>Mt 10.12</w:t>
+      </w:r>
       <w:r>
         <w:rPr>
           <w:lang w:val="pt_PT" w:bidi="pt_PT"/>
         </w:rPr>
         <w:t xml:space="preserve">; </w:t>
       </w:r>
-      <w:hyperlink r:id="rId39">
-        <w:r>
-          <w:rPr>
-            <w:lang w:val="pt_PT" w:bidi="pt_PT"/>
-          </w:rPr>
-          <w:rPr>
-            <w:color w:val="0000EE"/>
-            <w:u w:val="single"/>
-          </w:rPr>
-          <w:t>Lc 10:5–6</w:t>
-        </w:r>
-      </w:hyperlink>
+      <w:r>
+        <w:rPr>
+          <w:lang w:val="pt_PT" w:bidi="pt_PT"/>
+        </w:rPr>
+        <w:t>Lc 10:5–6</w:t>
+      </w:r>
       <w:r>
         <w:rPr>
           <w:lang w:val="pt_PT" w:bidi="pt_PT"/>
         </w:rPr>
         <w:t>), que ganhou um significado maior para os cristãos porque Jesus a usou após sua ressurreição (</w:t>
       </w:r>
-      <w:hyperlink r:id="rId40">
-        <w:r>
-          <w:rPr>
-            <w:lang w:val="pt_PT" w:bidi="pt_PT"/>
-          </w:rPr>
-          <w:rPr>
-            <w:color w:val="0000EE"/>
-            <w:u w:val="single"/>
-          </w:rPr>
-          <w:t>Jo 20.19–21</w:t>
-        </w:r>
-      </w:hyperlink>
+      <w:r>
+        <w:rPr>
+          <w:lang w:val="pt_PT" w:bidi="pt_PT"/>
+        </w:rPr>
+        <w:t>Jo 20.19–21</w:t>
+      </w:r>
       <w:r>
         <w:rPr>
           <w:lang w:val="pt_PT" w:bidi="pt_PT"/>
         </w:rPr>
         <w:t>,</w:t>
       </w:r>
-      <w:hyperlink r:id="rId41">
-        <w:r>
-          <w:rPr>
-            <w:lang w:val="pt_PT" w:bidi="pt_PT"/>
-          </w:rPr>
-          <w:rPr>
-            <w:color w:val="0000EE"/>
-            <w:u w:val="single"/>
-          </w:rPr>
-          <w:t>26</w:t>
-        </w:r>
-      </w:hyperlink>
+      <w:r>
+        <w:rPr>
+          <w:lang w:val="pt_PT" w:bidi="pt_PT"/>
+        </w:rPr>
+        <w:t>26</w:t>
+      </w:r>
       <w:r>
         <w:rPr>
           <w:lang w:val="pt_PT" w:bidi="pt_PT"/>
@@ -1640,18 +1454,12 @@
         </w:rPr>
         <w:t xml:space="preserve">): Gaio deveria cumprimentar os amigos — ou seja, aqueles que aceitam o evangelho apostólico e vivem de acordo com a verdade (cf. </w:t>
       </w:r>
-      <w:hyperlink r:id="rId42">
-        <w:r>
-          <w:rPr>
-            <w:lang w:val="pt_PT" w:bidi="pt_PT"/>
-          </w:rPr>
-          <w:rPr>
-            <w:color w:val="0000EE"/>
-            <w:u w:val="single"/>
-          </w:rPr>
-          <w:t>3 João 1.3–4</w:t>
-        </w:r>
-      </w:hyperlink>
+      <w:r>
+        <w:rPr>
+          <w:lang w:val="pt_PT" w:bidi="pt_PT"/>
+        </w:rPr>
+        <w:t>3 João 1.3–4</w:t>
+      </w:r>
       <w:r>
         <w:rPr>
           <w:lang w:val="pt_PT" w:bidi="pt_PT"/>
